--- a/TP2: Conteneurisation d’une application Web/TP2_Docker.docx
+++ b/TP2: Conteneurisation d’une application Web/TP2_Docker.docx
@@ -2,12 +2,35 @@
 <file path=word/document.xml><?xml version="1.0" encoding="utf-8"?>
 <w:document xmlns:w="http://schemas.openxmlformats.org/wordprocessingml/2006/main" xmlns:m="http://schemas.openxmlformats.org/officeDocument/2006/math" xmlns:r="http://schemas.openxmlformats.org/officeDocument/2006/relationships" xmlns:o="urn:schemas-microsoft-com:office:office" xmlns:v="urn:schemas-microsoft-com:vml" xmlns:w10="urn:schemas-microsoft-com:office:word" xmlns:a="http://schemas.openxmlformats.org/drawingml/2006/main" xmlns:pic="http://schemas.openxmlformats.org/drawingml/2006/picture" xmlns:wp="http://schemas.openxmlformats.org/drawingml/2006/wordprocessingDrawing">
   <w:body>
+    <w:bookmarkStart w:id="113" w:name="X8802151bbca6d9e10180357911be83c064306c0"/>
+    <w:p>
+      <w:pPr>
+        <w:pStyle w:val="Heading1"/>
+      </w:pPr>
+      <w:r>
+        <w:t xml:space="preserve">Travaux Pratiques 2 : Conteneurisation d’une application Web</w:t>
+      </w:r>
+    </w:p>
     <w:p>
       <w:pPr>
         <w:pStyle w:val="FirstParagraph"/>
       </w:pPr>
       <w:r>
-        <w:t xml:space="preserve">Travaux Pratiques 2 : Conteneurisation d’une application Web</w:t>
+        <w:rPr>
+          <w:bCs/>
+          <w:b/>
+        </w:rPr>
+        <w:t xml:space="preserve">Institut Supérieur d’Informatique</w:t>
+      </w:r>
+      <w:r>
+        <w:br/>
+      </w:r>
+      <w:r>
+        <w:rPr>
+          <w:bCs/>
+          <w:b/>
+        </w:rPr>
+        <w:t xml:space="preserve">Département Génie des Télécommunications et Réseaux (GTR)</w:t>
       </w:r>
     </w:p>
     <w:p>
@@ -15,22 +38,10 @@
         <w:pStyle w:val="BodyText"/>
       </w:pPr>
       <w:r>
-        <w:t xml:space="preserve">Institut Supérieur d’Informatique</w:t>
-      </w:r>
-    </w:p>
-    <w:p>
-      <w:pPr>
-        <w:pStyle w:val="BodyText"/>
-      </w:pPr>
-      <w:r>
-        <w:t xml:space="preserve">Département Génie des Télécommunications et Réseaux (GTR)</w:t>
-      </w:r>
-    </w:p>
-    <w:p>
-      <w:pPr>
-        <w:pStyle w:val="BodyText"/>
-      </w:pPr>
-      <w:r>
+        <w:rPr>
+          <w:bCs/>
+          <w:b/>
+        </w:rPr>
         <w:t xml:space="preserve">Module :</w:t>
       </w:r>
       <w:r>
@@ -39,12 +50,14 @@
       <w:r>
         <w:t xml:space="preserve">Cloud Computing &amp; Virtualisation</w:t>
       </w:r>
-    </w:p>
-    <w:p>
-      <w:pPr>
-        <w:pStyle w:val="BodyText"/>
-      </w:pPr>
-      <w:r>
+      <w:r>
+        <w:br/>
+      </w:r>
+      <w:r>
+        <w:rPr>
+          <w:bCs/>
+          <w:b/>
+        </w:rPr>
         <w:t xml:space="preserve">Groupes :</w:t>
       </w:r>
       <w:r>
@@ -53,12 +66,14 @@
       <w:r>
         <w:t xml:space="preserve">M1 SSII</w:t>
       </w:r>
-    </w:p>
-    <w:p>
-      <w:pPr>
-        <w:pStyle w:val="BodyText"/>
-      </w:pPr>
-      <w:r>
+      <w:r>
+        <w:br/>
+      </w:r>
+      <w:r>
+        <w:rPr>
+          <w:bCs/>
+          <w:b/>
+        </w:rPr>
         <w:t xml:space="preserve">Enseignant :</w:t>
       </w:r>
       <w:r>
@@ -67,12 +82,14 @@
       <w:r>
         <w:t xml:space="preserve">Safa Réjichi</w:t>
       </w:r>
-    </w:p>
-    <w:p>
-      <w:pPr>
-        <w:pStyle w:val="BodyText"/>
-      </w:pPr>
-      <w:r>
+      <w:r>
+        <w:br/>
+      </w:r>
+      <w:r>
+        <w:rPr>
+          <w:bCs/>
+          <w:b/>
+        </w:rPr>
         <w:t xml:space="preserve">Mail :</w:t>
       </w:r>
       <w:r>
@@ -81,19 +98,21 @@
       <w:r>
         <w:t xml:space="preserve">talel.chaanbi@etudiant-isi.utm.tn</w:t>
       </w:r>
-    </w:p>
-    <w:p>
-      <w:pPr>
-        <w:pStyle w:val="BodyText"/>
-      </w:pPr>
-      <w:r>
+      <w:r>
+        <w:br/>
+      </w:r>
+      <w:r>
+        <w:rPr>
+          <w:bCs/>
+          <w:b/>
+        </w:rPr>
         <w:t xml:space="preserve">Réalisé par :</w:t>
       </w:r>
       <w:r>
         <w:t xml:space="preserve"> </w:t>
       </w:r>
       <w:r>
-        <w:t xml:space="preserve">CHAANBI Talel</w:t>
+        <w:t xml:space="preserve">Talel Chaanbi</w:t>
       </w:r>
     </w:p>
     <w:bookmarkStart w:id="20" w:name="objectifs"/>
@@ -161,7 +180,7 @@
       </w:r>
     </w:p>
     <w:bookmarkEnd w:id="20"/>
-    <w:bookmarkStart w:id="27" w:name="partie-1-manipulation-de-dockerfile"/>
+    <w:bookmarkStart w:id="51" w:name="partie-1-manipulation-de-dockerfile"/>
     <w:p>
       <w:pPr>
         <w:pStyle w:val="Heading2"/>
@@ -170,7 +189,7 @@
         <w:t xml:space="preserve">Partie 1 : Manipulation de Dockerfile</w:t>
       </w:r>
     </w:p>
-    <w:bookmarkStart w:id="21" w:name="i.-préparation-du-répertoire-de-travail"/>
+    <w:bookmarkStart w:id="24" w:name="i.-préparation-du-répertoire-de-travail"/>
     <w:p>
       <w:pPr>
         <w:pStyle w:val="Heading3"/>
@@ -300,7 +319,46 @@
         <w:pStyle w:val="FirstParagraph"/>
       </w:pPr>
       <w:r>
-        <w:t xml:space="preserve">Arborescence du projet TP2</w:t>
+        <w:drawing>
+          <wp:inline>
+            <wp:extent cx="5334000" cy="2252004"/>
+            <wp:effectExtent b="0" l="0" r="0" t="0"/>
+            <wp:docPr descr="Arborescence du projet TP2" title="" id="22" name="Picture"/>
+            <a:graphic>
+              <a:graphicData uri="http://schemas.openxmlformats.org/drawingml/2006/picture">
+                <pic:pic>
+                  <pic:nvPicPr>
+                    <pic:cNvPr descr="image.png" id="23" name="Picture"/>
+                    <pic:cNvPicPr>
+                      <a:picLocks noChangeArrowheads="1" noChangeAspect="1"/>
+                    </pic:cNvPicPr>
+                  </pic:nvPicPr>
+                  <pic:blipFill>
+                    <a:blip r:embed="rId21"/>
+                    <a:stretch>
+                      <a:fillRect/>
+                    </a:stretch>
+                  </pic:blipFill>
+                  <pic:spPr bwMode="auto">
+                    <a:xfrm>
+                      <a:off x="0" y="0"/>
+                      <a:ext cx="5334000" cy="2252004"/>
+                    </a:xfrm>
+                    <a:prstGeom prst="rect">
+                      <a:avLst/>
+                    </a:prstGeom>
+                    <a:noFill/>
+                    <a:ln w="9525">
+                      <a:noFill/>
+                      <a:headEnd/>
+                      <a:tailEnd/>
+                    </a:ln>
+                  </pic:spPr>
+                </pic:pic>
+              </a:graphicData>
+            </a:graphic>
+          </wp:inline>
+        </w:drawing>
       </w:r>
       <w:r>
         <w:t xml:space="preserve"> </w:t>
@@ -320,8 +378,8 @@
         </w:pict>
       </w:r>
     </w:p>
-    <w:bookmarkEnd w:id="21"/>
-    <w:bookmarkStart w:id="24" w:name="ii.-création-de-limage-lamp"/>
+    <w:bookmarkEnd w:id="24"/>
+    <w:bookmarkStart w:id="33" w:name="ii.-création-de-limage-lamp"/>
     <w:p>
       <w:pPr>
         <w:pStyle w:val="Heading3"/>
@@ -330,7 +388,7 @@
         <w:t xml:space="preserve">II. Création de l’image LAMP</w:t>
       </w:r>
     </w:p>
-    <w:bookmarkStart w:id="22" w:name="dockerfile-utilisé"/>
+    <w:bookmarkStart w:id="28" w:name="dockerfile-utilisé"/>
     <w:p>
       <w:pPr>
         <w:pStyle w:val="Heading4"/>
@@ -1089,287 +1147,6 @@
           <w:b/>
         </w:rPr>
         <w:t xml:space="preserve">Réponse :</w:t>
-      </w:r>
-      <w:r>
-        <w:t xml:space="preserve"> </w:t>
-      </w:r>
-      <w:r>
-        <w:t xml:space="preserve">-</w:t>
-      </w:r>
-      <w:r>
-        <w:t xml:space="preserve"> </w:t>
-      </w:r>
-      <w:r>
-        <w:rPr>
-          <w:rStyle w:val="VerbatimChar"/>
-        </w:rPr>
-        <w:t xml:space="preserve">FROM ubuntu:latest</w:t>
-      </w:r>
-      <w:r>
-        <w:t xml:space="preserve"> </w:t>
-      </w:r>
-      <w:r>
-        <w:t xml:space="preserve">: image de base Ubuntu.</w:t>
-      </w:r>
-      <w:r>
-        <w:t xml:space="preserve"> </w:t>
-      </w:r>
-      <w:r>
-        <w:t xml:space="preserve">- Installation d’Apache (</w:t>
-      </w:r>
-      <w:r>
-        <w:rPr>
-          <w:rStyle w:val="VerbatimChar"/>
-        </w:rPr>
-        <w:t xml:space="preserve">apache2</w:t>
-      </w:r>
-      <w:r>
-        <w:t xml:space="preserve">) pour le serveur Web.</w:t>
-      </w:r>
-      <w:r>
-        <w:t xml:space="preserve"> </w:t>
-      </w:r>
-      <w:r>
-        <w:t xml:space="preserve">- Installation de MariaDB pour la base de données.</w:t>
-      </w:r>
-      <w:r>
-        <w:t xml:space="preserve"> </w:t>
-      </w:r>
-      <w:r>
-        <w:t xml:space="preserve">- Copie du script SQL</w:t>
-      </w:r>
-      <w:r>
-        <w:t xml:space="preserve"> </w:t>
-      </w:r>
-      <w:r>
-        <w:rPr>
-          <w:rStyle w:val="VerbatimChar"/>
-        </w:rPr>
-        <w:t xml:space="preserve">articles.sql</w:t>
-      </w:r>
-      <w:r>
-        <w:t xml:space="preserve">.</w:t>
-      </w:r>
-      <w:r>
-        <w:t xml:space="preserve"> </w:t>
-      </w:r>
-      <w:r>
-        <w:t xml:space="preserve">- Installation de PHP + extension</w:t>
-      </w:r>
-      <w:r>
-        <w:t xml:space="preserve"> </w:t>
-      </w:r>
-      <w:r>
-        <w:rPr>
-          <w:rStyle w:val="VerbatimChar"/>
-        </w:rPr>
-        <w:t xml:space="preserve">php-mysql</w:t>
-      </w:r>
-      <w:r>
-        <w:t xml:space="preserve">.</w:t>
-      </w:r>
-      <w:r>
-        <w:t xml:space="preserve"> </w:t>
-      </w:r>
-      <w:r>
-        <w:t xml:space="preserve">- Copie de l’application PHP vers</w:t>
-      </w:r>
-      <w:r>
-        <w:t xml:space="preserve"> </w:t>
-      </w:r>
-      <w:r>
-        <w:rPr>
-          <w:rStyle w:val="VerbatimChar"/>
-        </w:rPr>
-        <w:t xml:space="preserve">/var/www/html</w:t>
-      </w:r>
-      <w:r>
-        <w:t xml:space="preserve">.</w:t>
-      </w:r>
-      <w:r>
-        <w:t xml:space="preserve"> </w:t>
-      </w:r>
-      <w:r>
-        <w:t xml:space="preserve">- Exposition du port</w:t>
-      </w:r>
-      <w:r>
-        <w:t xml:space="preserve"> </w:t>
-      </w:r>
-      <w:r>
-        <w:rPr>
-          <w:rStyle w:val="VerbatimChar"/>
-        </w:rPr>
-        <w:t xml:space="preserve">80</w:t>
-      </w:r>
-      <w:r>
-        <w:t xml:space="preserve">.</w:t>
-      </w:r>
-      <w:r>
-        <w:t xml:space="preserve"> </w:t>
-      </w:r>
-      <w:r>
-        <w:t xml:space="preserve">- Démarrage MariaDB + import SQL + lancement Apache au démarrage du conteneur.</w:t>
-      </w:r>
-    </w:p>
-    <w:p>
-      <w:pPr>
-        <w:pStyle w:val="FirstParagraph"/>
-      </w:pPr>
-      <w:r>
-        <w:t xml:space="preserve">Contenu du Dockerfile</w:t>
-      </w:r>
-      <w:r>
-        <w:t xml:space="preserve"> </w:t>
-      </w:r>
-      <w:r>
-        <w:rPr>
-          <w:iCs/>
-          <w:i/>
-        </w:rPr>
-        <w:t xml:space="preserve">Figure 2 : Contenu du Dockerfile de la stack LAMP</w:t>
-      </w:r>
-    </w:p>
-    <w:p>
-      <w:r>
-        <w:pict>
-          <v:rect style="width:0;height:1.5pt" o:hralign="center" o:hrstd="t" o:hr="t"/>
-        </w:pict>
-      </w:r>
-    </w:p>
-    <w:bookmarkEnd w:id="22"/>
-    <w:bookmarkStart w:id="23" w:name="build-de-limage"/>
-    <w:p>
-      <w:pPr>
-        <w:pStyle w:val="Heading4"/>
-      </w:pPr>
-      <w:r>
-        <w:t xml:space="preserve">2. Build de l’image</w:t>
-      </w:r>
-    </w:p>
-    <w:p>
-      <w:pPr>
-        <w:pStyle w:val="SourceCode"/>
-      </w:pPr>
-      <w:r>
-        <w:rPr>
-          <w:rStyle w:val="ExtensionTok"/>
-        </w:rPr>
-        <w:t xml:space="preserve">docker</w:t>
-      </w:r>
-      <w:r>
-        <w:rPr>
-          <w:rStyle w:val="NormalTok"/>
-        </w:rPr>
-        <w:t xml:space="preserve"> build </w:t>
-      </w:r>
-      <w:r>
-        <w:rPr>
-          <w:rStyle w:val="AttributeTok"/>
-        </w:rPr>
-        <w:t xml:space="preserve">-t</w:t>
-      </w:r>
-      <w:r>
-        <w:rPr>
-          <w:rStyle w:val="NormalTok"/>
-        </w:rPr>
-        <w:t xml:space="preserve"> my_lamp .</w:t>
-      </w:r>
-    </w:p>
-    <w:p>
-      <w:pPr>
-        <w:pStyle w:val="SourceCode"/>
-      </w:pPr>
-      <w:r>
-        <w:rPr>
-          <w:rStyle w:val="ExtensionTok"/>
-        </w:rPr>
-        <w:t xml:space="preserve">docker</w:t>
-      </w:r>
-      <w:r>
-        <w:rPr>
-          <w:rStyle w:val="NormalTok"/>
-        </w:rPr>
-        <w:t xml:space="preserve"> images</w:t>
-      </w:r>
-    </w:p>
-    <w:p>
-      <w:pPr>
-        <w:pStyle w:val="FirstParagraph"/>
-      </w:pPr>
-      <w:r>
-        <w:t xml:space="preserve">Build de l’image my_lamp</w:t>
-      </w:r>
-      <w:r>
-        <w:t xml:space="preserve"> </w:t>
-      </w:r>
-      <w:r>
-        <w:rPr>
-          <w:iCs/>
-          <w:i/>
-        </w:rPr>
-        <w:t xml:space="preserve">Figure 3 : Construction de l’image</w:t>
-      </w:r>
-      <w:r>
-        <w:rPr>
-          <w:iCs/>
-          <w:i/>
-        </w:rPr>
-        <w:t xml:space="preserve"> </w:t>
-      </w:r>
-      <w:r>
-        <w:rPr>
-          <w:rStyle w:val="VerbatimChar"/>
-          <w:iCs/>
-          <w:i/>
-        </w:rPr>
-        <w:t xml:space="preserve">my_lamp</w:t>
-      </w:r>
-      <w:r>
-        <w:rPr>
-          <w:iCs/>
-          <w:i/>
-        </w:rPr>
-        <w:t xml:space="preserve"> </w:t>
-      </w:r>
-      <w:r>
-        <w:rPr>
-          <w:iCs/>
-          <w:i/>
-        </w:rPr>
-        <w:t xml:space="preserve">et vérification via</w:t>
-      </w:r>
-      <w:r>
-        <w:rPr>
-          <w:iCs/>
-          <w:i/>
-        </w:rPr>
-        <w:t xml:space="preserve"> </w:t>
-      </w:r>
-      <w:r>
-        <w:rPr>
-          <w:rStyle w:val="VerbatimChar"/>
-          <w:iCs/>
-          <w:i/>
-        </w:rPr>
-        <w:t xml:space="preserve">docker images</w:t>
-      </w:r>
-    </w:p>
-    <w:p>
-      <w:r>
-        <w:pict>
-          <v:rect style="width:0;height:1.5pt" o:hralign="center" o:hrstd="t" o:hr="t"/>
-        </w:pict>
-      </w:r>
-    </w:p>
-    <w:bookmarkEnd w:id="23"/>
-    <w:bookmarkEnd w:id="24"/>
-    <w:bookmarkStart w:id="25" w:name="iii.-création-et-exécution-du-conteneur"/>
-    <w:p>
-      <w:pPr>
-        <w:pStyle w:val="Heading3"/>
-      </w:pPr>
-      <w:r>
-        <w:t xml:space="preserve">III. Création et exécution du conteneur</w:t>
       </w:r>
     </w:p>
     <w:p>
@@ -1381,7 +1158,231 @@
         <w:pStyle w:val="Compact"/>
       </w:pPr>
       <w:r>
-        <w:t xml:space="preserve">Lancer le conteneur :</w:t>
+        <w:rPr>
+          <w:rStyle w:val="VerbatimChar"/>
+        </w:rPr>
+        <w:t xml:space="preserve">FROM ubuntu:latest</w:t>
+      </w:r>
+      <w:r>
+        <w:t xml:space="preserve"> </w:t>
+      </w:r>
+      <w:r>
+        <w:t xml:space="preserve">: image de base Ubuntu.</w:t>
+      </w:r>
+    </w:p>
+    <w:p>
+      <w:pPr>
+        <w:numPr>
+          <w:ilvl w:val="0"/>
+          <w:numId w:val="1004"/>
+        </w:numPr>
+        <w:pStyle w:val="Compact"/>
+      </w:pPr>
+      <w:r>
+        <w:t xml:space="preserve">Installation d’Apache (</w:t>
+      </w:r>
+      <w:r>
+        <w:rPr>
+          <w:rStyle w:val="VerbatimChar"/>
+        </w:rPr>
+        <w:t xml:space="preserve">apache2</w:t>
+      </w:r>
+      <w:r>
+        <w:t xml:space="preserve">) pour le serveur Web.</w:t>
+      </w:r>
+    </w:p>
+    <w:p>
+      <w:pPr>
+        <w:numPr>
+          <w:ilvl w:val="0"/>
+          <w:numId w:val="1004"/>
+        </w:numPr>
+        <w:pStyle w:val="Compact"/>
+      </w:pPr>
+      <w:r>
+        <w:t xml:space="preserve">Installation de MariaDB pour la base de données.</w:t>
+      </w:r>
+    </w:p>
+    <w:p>
+      <w:pPr>
+        <w:numPr>
+          <w:ilvl w:val="0"/>
+          <w:numId w:val="1004"/>
+        </w:numPr>
+        <w:pStyle w:val="Compact"/>
+      </w:pPr>
+      <w:r>
+        <w:t xml:space="preserve">Copie du script SQL</w:t>
+      </w:r>
+      <w:r>
+        <w:t xml:space="preserve"> </w:t>
+      </w:r>
+      <w:r>
+        <w:rPr>
+          <w:rStyle w:val="VerbatimChar"/>
+        </w:rPr>
+        <w:t xml:space="preserve">articles.sql</w:t>
+      </w:r>
+      <w:r>
+        <w:t xml:space="preserve">.</w:t>
+      </w:r>
+    </w:p>
+    <w:p>
+      <w:pPr>
+        <w:numPr>
+          <w:ilvl w:val="0"/>
+          <w:numId w:val="1004"/>
+        </w:numPr>
+        <w:pStyle w:val="Compact"/>
+      </w:pPr>
+      <w:r>
+        <w:t xml:space="preserve">Installation de PHP + extension</w:t>
+      </w:r>
+      <w:r>
+        <w:t xml:space="preserve"> </w:t>
+      </w:r>
+      <w:r>
+        <w:rPr>
+          <w:rStyle w:val="VerbatimChar"/>
+        </w:rPr>
+        <w:t xml:space="preserve">php-mysql</w:t>
+      </w:r>
+      <w:r>
+        <w:t xml:space="preserve">.</w:t>
+      </w:r>
+    </w:p>
+    <w:p>
+      <w:pPr>
+        <w:numPr>
+          <w:ilvl w:val="0"/>
+          <w:numId w:val="1004"/>
+        </w:numPr>
+        <w:pStyle w:val="Compact"/>
+      </w:pPr>
+      <w:r>
+        <w:t xml:space="preserve">Copie de l’application PHP vers</w:t>
+      </w:r>
+      <w:r>
+        <w:t xml:space="preserve"> </w:t>
+      </w:r>
+      <w:r>
+        <w:rPr>
+          <w:rStyle w:val="VerbatimChar"/>
+        </w:rPr>
+        <w:t xml:space="preserve">/var/www/html</w:t>
+      </w:r>
+      <w:r>
+        <w:t xml:space="preserve">.</w:t>
+      </w:r>
+    </w:p>
+    <w:p>
+      <w:pPr>
+        <w:numPr>
+          <w:ilvl w:val="0"/>
+          <w:numId w:val="1004"/>
+        </w:numPr>
+        <w:pStyle w:val="Compact"/>
+      </w:pPr>
+      <w:r>
+        <w:t xml:space="preserve">Exposition du port</w:t>
+      </w:r>
+      <w:r>
+        <w:t xml:space="preserve"> </w:t>
+      </w:r>
+      <w:r>
+        <w:rPr>
+          <w:rStyle w:val="VerbatimChar"/>
+        </w:rPr>
+        <w:t xml:space="preserve">80</w:t>
+      </w:r>
+      <w:r>
+        <w:t xml:space="preserve">.</w:t>
+      </w:r>
+    </w:p>
+    <w:p>
+      <w:pPr>
+        <w:numPr>
+          <w:ilvl w:val="0"/>
+          <w:numId w:val="1004"/>
+        </w:numPr>
+        <w:pStyle w:val="Compact"/>
+      </w:pPr>
+      <w:r>
+        <w:t xml:space="preserve">Démarrage MariaDB + import SQL + lancement Apache au démarrage du conteneur.</w:t>
+      </w:r>
+    </w:p>
+    <w:p>
+      <w:pPr>
+        <w:pStyle w:val="FirstParagraph"/>
+      </w:pPr>
+      <w:r>
+        <w:drawing>
+          <wp:inline>
+            <wp:extent cx="5334000" cy="5282656"/>
+            <wp:effectExtent b="0" l="0" r="0" t="0"/>
+            <wp:docPr descr="alt text" title="" id="26" name="Picture"/>
+            <a:graphic>
+              <a:graphicData uri="http://schemas.openxmlformats.org/drawingml/2006/picture">
+                <pic:pic>
+                  <pic:nvPicPr>
+                    <pic:cNvPr descr="image-1.png" id="27" name="Picture"/>
+                    <pic:cNvPicPr>
+                      <a:picLocks noChangeArrowheads="1" noChangeAspect="1"/>
+                    </pic:cNvPicPr>
+                  </pic:nvPicPr>
+                  <pic:blipFill>
+                    <a:blip r:embed="rId25"/>
+                    <a:stretch>
+                      <a:fillRect/>
+                    </a:stretch>
+                  </pic:blipFill>
+                  <pic:spPr bwMode="auto">
+                    <a:xfrm>
+                      <a:off x="0" y="0"/>
+                      <a:ext cx="5334000" cy="5282656"/>
+                    </a:xfrm>
+                    <a:prstGeom prst="rect">
+                      <a:avLst/>
+                    </a:prstGeom>
+                    <a:noFill/>
+                    <a:ln w="9525">
+                      <a:noFill/>
+                      <a:headEnd/>
+                      <a:tailEnd/>
+                    </a:ln>
+                  </pic:spPr>
+                </pic:pic>
+              </a:graphicData>
+            </a:graphic>
+          </wp:inline>
+        </w:drawing>
+      </w:r>
+      <w:r>
+        <w:t xml:space="preserve"> </w:t>
+      </w:r>
+      <w:r>
+        <w:rPr>
+          <w:iCs/>
+          <w:i/>
+        </w:rPr>
+        <w:t xml:space="preserve">Figure 2 : Contenu du Dockerfile de la stack LAMP</w:t>
+      </w:r>
+    </w:p>
+    <w:p>
+      <w:r>
+        <w:pict>
+          <v:rect style="width:0;height:1.5pt" o:hralign="center" o:hrstd="t" o:hr="t"/>
+        </w:pict>
+      </w:r>
+    </w:p>
+    <w:bookmarkEnd w:id="28"/>
+    <w:bookmarkStart w:id="32" w:name="build-de-limage"/>
+    <w:p>
+      <w:pPr>
+        <w:pStyle w:val="Heading4"/>
+      </w:pPr>
+      <w:r>
+        <w:t xml:space="preserve">2. Build de l’image</w:t>
       </w:r>
     </w:p>
     <w:p>
@@ -1398,43 +1399,155 @@
         <w:rPr>
           <w:rStyle w:val="NormalTok"/>
         </w:rPr>
-        <w:t xml:space="preserve"> run </w:t>
+        <w:t xml:space="preserve"> build </w:t>
       </w:r>
       <w:r>
         <w:rPr>
           <w:rStyle w:val="AttributeTok"/>
         </w:rPr>
-        <w:t xml:space="preserve">-d</w:t>
-      </w:r>
-      <w:r>
-        <w:rPr>
-          <w:rStyle w:val="NormalTok"/>
-        </w:rPr>
-        <w:t xml:space="preserve"> </w:t>
-      </w:r>
-      <w:r>
-        <w:rPr>
-          <w:rStyle w:val="AttributeTok"/>
-        </w:rPr>
-        <w:t xml:space="preserve">--name</w:t>
-      </w:r>
-      <w:r>
-        <w:rPr>
-          <w:rStyle w:val="NormalTok"/>
-        </w:rPr>
-        <w:t xml:space="preserve"> my_lamp_c </w:t>
-      </w:r>
-      <w:r>
-        <w:rPr>
-          <w:rStyle w:val="AttributeTok"/>
-        </w:rPr>
-        <w:t xml:space="preserve">-p</w:t>
-      </w:r>
-      <w:r>
-        <w:rPr>
-          <w:rStyle w:val="NormalTok"/>
-        </w:rPr>
-        <w:t xml:space="preserve"> 8080:80 my_lamp</w:t>
+        <w:t xml:space="preserve">-t</w:t>
+      </w:r>
+      <w:r>
+        <w:rPr>
+          <w:rStyle w:val="NormalTok"/>
+        </w:rPr>
+        <w:t xml:space="preserve"> my_lamp .</w:t>
+      </w:r>
+    </w:p>
+    <w:p>
+      <w:pPr>
+        <w:pStyle w:val="SourceCode"/>
+      </w:pPr>
+      <w:r>
+        <w:rPr>
+          <w:rStyle w:val="ExtensionTok"/>
+        </w:rPr>
+        <w:t xml:space="preserve">docker</w:t>
+      </w:r>
+      <w:r>
+        <w:rPr>
+          <w:rStyle w:val="NormalTok"/>
+        </w:rPr>
+        <w:t xml:space="preserve"> images</w:t>
+      </w:r>
+    </w:p>
+    <w:p>
+      <w:pPr>
+        <w:pStyle w:val="FirstParagraph"/>
+      </w:pPr>
+      <w:r>
+        <w:drawing>
+          <wp:inline>
+            <wp:extent cx="5334000" cy="5675322"/>
+            <wp:effectExtent b="0" l="0" r="0" t="0"/>
+            <wp:docPr descr="alt text" title="" id="30" name="Picture"/>
+            <a:graphic>
+              <a:graphicData uri="http://schemas.openxmlformats.org/drawingml/2006/picture">
+                <pic:pic>
+                  <pic:nvPicPr>
+                    <pic:cNvPr descr="image-6.png" id="31" name="Picture"/>
+                    <pic:cNvPicPr>
+                      <a:picLocks noChangeArrowheads="1" noChangeAspect="1"/>
+                    </pic:cNvPicPr>
+                  </pic:nvPicPr>
+                  <pic:blipFill>
+                    <a:blip r:embed="rId29"/>
+                    <a:stretch>
+                      <a:fillRect/>
+                    </a:stretch>
+                  </pic:blipFill>
+                  <pic:spPr bwMode="auto">
+                    <a:xfrm>
+                      <a:off x="0" y="0"/>
+                      <a:ext cx="5334000" cy="5675322"/>
+                    </a:xfrm>
+                    <a:prstGeom prst="rect">
+                      <a:avLst/>
+                    </a:prstGeom>
+                    <a:noFill/>
+                    <a:ln w="9525">
+                      <a:noFill/>
+                      <a:headEnd/>
+                      <a:tailEnd/>
+                    </a:ln>
+                  </pic:spPr>
+                </pic:pic>
+              </a:graphicData>
+            </a:graphic>
+          </wp:inline>
+        </w:drawing>
+      </w:r>
+      <w:r>
+        <w:t xml:space="preserve"> </w:t>
+      </w:r>
+      <w:r>
+        <w:rPr>
+          <w:iCs/>
+          <w:i/>
+        </w:rPr>
+        <w:t xml:space="preserve">Figure 3 : Construction de l’image</w:t>
+      </w:r>
+      <w:r>
+        <w:rPr>
+          <w:iCs/>
+          <w:i/>
+        </w:rPr>
+        <w:t xml:space="preserve"> </w:t>
+      </w:r>
+      <w:r>
+        <w:rPr>
+          <w:rStyle w:val="VerbatimChar"/>
+          <w:iCs/>
+          <w:i/>
+        </w:rPr>
+        <w:t xml:space="preserve">my_lamp</w:t>
+      </w:r>
+      <w:r>
+        <w:rPr>
+          <w:iCs/>
+          <w:i/>
+        </w:rPr>
+        <w:t xml:space="preserve"> </w:t>
+      </w:r>
+      <w:r>
+        <w:rPr>
+          <w:iCs/>
+          <w:i/>
+        </w:rPr>
+        <w:t xml:space="preserve">et vérification via</w:t>
+      </w:r>
+      <w:r>
+        <w:rPr>
+          <w:iCs/>
+          <w:i/>
+        </w:rPr>
+        <w:t xml:space="preserve"> </w:t>
+      </w:r>
+      <w:r>
+        <w:rPr>
+          <w:rStyle w:val="VerbatimChar"/>
+          <w:iCs/>
+          <w:i/>
+        </w:rPr>
+        <w:t xml:space="preserve">docker images</w:t>
+      </w:r>
+    </w:p>
+    <w:p>
+      <w:r>
+        <w:pict>
+          <v:rect style="width:0;height:1.5pt" o:hralign="center" o:hrstd="t" o:hr="t"/>
+        </w:pict>
+      </w:r>
+    </w:p>
+    <w:bookmarkEnd w:id="32"/>
+    <w:bookmarkEnd w:id="33"/>
+    <w:bookmarkStart w:id="40" w:name="iii.-création-et-exécution-du-conteneur"/>
+    <w:p>
+      <w:pPr>
+        <w:pStyle w:val="Heading3"/>
+      </w:pPr>
+      <w:r>
+        <w:t xml:space="preserve">III. Création et exécution du conteneur</w:t>
       </w:r>
     </w:p>
     <w:p>
@@ -1446,94 +1559,60 @@
         <w:pStyle w:val="Compact"/>
       </w:pPr>
       <w:r>
-        <w:rPr>
-          <w:bCs/>
-          <w:b/>
-        </w:rPr>
-        <w:t xml:space="preserve">Expliquez l’option</w:t>
-      </w:r>
-      <w:r>
-        <w:rPr>
-          <w:bCs/>
-          <w:b/>
-        </w:rPr>
-        <w:t xml:space="preserve"> </w:t>
-      </w:r>
-      <w:r>
-        <w:rPr>
-          <w:rStyle w:val="VerbatimChar"/>
-          <w:bCs/>
-          <w:b/>
-        </w:rPr>
-        <w:t xml:space="preserve">-p 8080:80</w:t>
-      </w:r>
-      <w:r>
-        <w:rPr>
-          <w:bCs/>
-          <w:b/>
-        </w:rPr>
-        <w:t xml:space="preserve"> </w:t>
-      </w:r>
-      <w:r>
-        <w:rPr>
-          <w:bCs/>
-          <w:b/>
-        </w:rPr>
-        <w:t xml:space="preserve">:</w:t>
-      </w:r>
-    </w:p>
-    <w:p>
-      <w:pPr>
-        <w:pStyle w:val="BlockText"/>
-      </w:pPr>
-      <w:r>
-        <w:t xml:space="preserve">✏️</w:t>
-      </w:r>
-      <w:r>
-        <w:t xml:space="preserve"> </w:t>
-      </w:r>
-      <w:r>
-        <w:rPr>
-          <w:bCs/>
-          <w:b/>
-        </w:rPr>
-        <w:t xml:space="preserve">Réponse :</w:t>
-      </w:r>
-      <w:r>
-        <w:t xml:space="preserve"> </w:t>
-      </w:r>
-      <w:r>
-        <w:t xml:space="preserve">le port</w:t>
-      </w:r>
-      <w:r>
-        <w:t xml:space="preserve"> </w:t>
-      </w:r>
-      <w:r>
-        <w:rPr>
-          <w:rStyle w:val="VerbatimChar"/>
-        </w:rPr>
-        <w:t xml:space="preserve">8080</w:t>
-      </w:r>
-      <w:r>
-        <w:t xml:space="preserve"> </w:t>
-      </w:r>
-      <w:r>
-        <w:t xml:space="preserve">de la machine hôte est redirigé vers le port</w:t>
-      </w:r>
-      <w:r>
-        <w:t xml:space="preserve"> </w:t>
-      </w:r>
-      <w:r>
-        <w:rPr>
-          <w:rStyle w:val="VerbatimChar"/>
-        </w:rPr>
-        <w:t xml:space="preserve">80</w:t>
-      </w:r>
-      <w:r>
-        <w:t xml:space="preserve"> </w:t>
-      </w:r>
-      <w:r>
-        <w:t xml:space="preserve">du conteneur (serveur Apache).</w:t>
+        <w:t xml:space="preserve">Lancer le conteneur :</w:t>
+      </w:r>
+    </w:p>
+    <w:p>
+      <w:pPr>
+        <w:pStyle w:val="SourceCode"/>
+      </w:pPr>
+      <w:r>
+        <w:rPr>
+          <w:rStyle w:val="ExtensionTok"/>
+        </w:rPr>
+        <w:t xml:space="preserve">docker</w:t>
+      </w:r>
+      <w:r>
+        <w:rPr>
+          <w:rStyle w:val="NormalTok"/>
+        </w:rPr>
+        <w:t xml:space="preserve"> run </w:t>
+      </w:r>
+      <w:r>
+        <w:rPr>
+          <w:rStyle w:val="AttributeTok"/>
+        </w:rPr>
+        <w:t xml:space="preserve">-d</w:t>
+      </w:r>
+      <w:r>
+        <w:rPr>
+          <w:rStyle w:val="NormalTok"/>
+        </w:rPr>
+        <w:t xml:space="preserve"> </w:t>
+      </w:r>
+      <w:r>
+        <w:rPr>
+          <w:rStyle w:val="AttributeTok"/>
+        </w:rPr>
+        <w:t xml:space="preserve">--name</w:t>
+      </w:r>
+      <w:r>
+        <w:rPr>
+          <w:rStyle w:val="NormalTok"/>
+        </w:rPr>
+        <w:t xml:space="preserve"> my_lamp_c </w:t>
+      </w:r>
+      <w:r>
+        <w:rPr>
+          <w:rStyle w:val="AttributeTok"/>
+        </w:rPr>
+        <w:t xml:space="preserve">-p</w:t>
+      </w:r>
+      <w:r>
+        <w:rPr>
+          <w:rStyle w:val="NormalTok"/>
+        </w:rPr>
+        <w:t xml:space="preserve"> 8080:80 my_lamp</w:t>
       </w:r>
     </w:p>
     <w:p>
@@ -1545,54 +1624,94 @@
         <w:pStyle w:val="Compact"/>
       </w:pPr>
       <w:r>
-        <w:t xml:space="preserve">Donner les droits nécessaires :</w:t>
-      </w:r>
-    </w:p>
-    <w:p>
-      <w:pPr>
-        <w:pStyle w:val="SourceCode"/>
-      </w:pPr>
-      <w:r>
-        <w:rPr>
-          <w:rStyle w:val="ExtensionTok"/>
-        </w:rPr>
-        <w:t xml:space="preserve">docker</w:t>
-      </w:r>
-      <w:r>
-        <w:rPr>
-          <w:rStyle w:val="NormalTok"/>
-        </w:rPr>
-        <w:t xml:space="preserve"> exec my_lamp_c chmod 777 /var/www/html/index.php</w:t>
-      </w:r>
-      <w:r>
-        <w:br/>
-      </w:r>
-      <w:r>
-        <w:rPr>
-          <w:rStyle w:val="ExtensionTok"/>
-        </w:rPr>
-        <w:t xml:space="preserve">docker</w:t>
-      </w:r>
-      <w:r>
-        <w:rPr>
-          <w:rStyle w:val="NormalTok"/>
-        </w:rPr>
-        <w:t xml:space="preserve"> exec my_lamp_c chmod 777 /var/www/html/db-config.php</w:t>
-      </w:r>
-      <w:r>
-        <w:br/>
-      </w:r>
-      <w:r>
-        <w:rPr>
-          <w:rStyle w:val="ExtensionTok"/>
-        </w:rPr>
-        <w:t xml:space="preserve">docker</w:t>
-      </w:r>
-      <w:r>
-        <w:rPr>
-          <w:rStyle w:val="NormalTok"/>
-        </w:rPr>
-        <w:t xml:space="preserve"> exec my_lamp_c chmod 777 /var/www/html/validation.php</w:t>
+        <w:rPr>
+          <w:bCs/>
+          <w:b/>
+        </w:rPr>
+        <w:t xml:space="preserve">Expliquez l’option</w:t>
+      </w:r>
+      <w:r>
+        <w:rPr>
+          <w:bCs/>
+          <w:b/>
+        </w:rPr>
+        <w:t xml:space="preserve"> </w:t>
+      </w:r>
+      <w:r>
+        <w:rPr>
+          <w:rStyle w:val="VerbatimChar"/>
+          <w:bCs/>
+          <w:b/>
+        </w:rPr>
+        <w:t xml:space="preserve">-p 8080:80</w:t>
+      </w:r>
+      <w:r>
+        <w:rPr>
+          <w:bCs/>
+          <w:b/>
+        </w:rPr>
+        <w:t xml:space="preserve"> </w:t>
+      </w:r>
+      <w:r>
+        <w:rPr>
+          <w:bCs/>
+          <w:b/>
+        </w:rPr>
+        <w:t xml:space="preserve">:</w:t>
+      </w:r>
+    </w:p>
+    <w:p>
+      <w:pPr>
+        <w:pStyle w:val="BlockText"/>
+      </w:pPr>
+      <w:r>
+        <w:t xml:space="preserve">✏️</w:t>
+      </w:r>
+      <w:r>
+        <w:t xml:space="preserve"> </w:t>
+      </w:r>
+      <w:r>
+        <w:rPr>
+          <w:bCs/>
+          <w:b/>
+        </w:rPr>
+        <w:t xml:space="preserve">Réponse :</w:t>
+      </w:r>
+      <w:r>
+        <w:t xml:space="preserve"> </w:t>
+      </w:r>
+      <w:r>
+        <w:t xml:space="preserve">le port</w:t>
+      </w:r>
+      <w:r>
+        <w:t xml:space="preserve"> </w:t>
+      </w:r>
+      <w:r>
+        <w:rPr>
+          <w:rStyle w:val="VerbatimChar"/>
+        </w:rPr>
+        <w:t xml:space="preserve">8080</w:t>
+      </w:r>
+      <w:r>
+        <w:t xml:space="preserve"> </w:t>
+      </w:r>
+      <w:r>
+        <w:t xml:space="preserve">de la machine hôte est redirigé vers le port</w:t>
+      </w:r>
+      <w:r>
+        <w:t xml:space="preserve"> </w:t>
+      </w:r>
+      <w:r>
+        <w:rPr>
+          <w:rStyle w:val="VerbatimChar"/>
+        </w:rPr>
+        <w:t xml:space="preserve">80</w:t>
+      </w:r>
+      <w:r>
+        <w:t xml:space="preserve"> </w:t>
+      </w:r>
+      <w:r>
+        <w:t xml:space="preserve">du conteneur (serveur Apache).</w:t>
       </w:r>
     </w:p>
     <w:p>
@@ -1604,7 +1723,7 @@
         <w:pStyle w:val="Compact"/>
       </w:pPr>
       <w:r>
-        <w:t xml:space="preserve">Vérifier l’état du conteneur :</w:t>
+        <w:t xml:space="preserve">Donner les droits nécessaires :</w:t>
       </w:r>
     </w:p>
     <w:p>
@@ -1621,7 +1740,37 @@
         <w:rPr>
           <w:rStyle w:val="NormalTok"/>
         </w:rPr>
-        <w:t xml:space="preserve"> ps</w:t>
+        <w:t xml:space="preserve"> exec my_lamp_c chmod 777 /var/www/html/index.php</w:t>
+      </w:r>
+      <w:r>
+        <w:br/>
+      </w:r>
+      <w:r>
+        <w:rPr>
+          <w:rStyle w:val="ExtensionTok"/>
+        </w:rPr>
+        <w:t xml:space="preserve">docker</w:t>
+      </w:r>
+      <w:r>
+        <w:rPr>
+          <w:rStyle w:val="NormalTok"/>
+        </w:rPr>
+        <w:t xml:space="preserve"> exec my_lamp_c chmod 777 /var/www/html/db-config.php</w:t>
+      </w:r>
+      <w:r>
+        <w:br/>
+      </w:r>
+      <w:r>
+        <w:rPr>
+          <w:rStyle w:val="ExtensionTok"/>
+        </w:rPr>
+        <w:t xml:space="preserve">docker</w:t>
+      </w:r>
+      <w:r>
+        <w:rPr>
+          <w:rStyle w:val="NormalTok"/>
+        </w:rPr>
+        <w:t xml:space="preserve"> exec my_lamp_c chmod 777 /var/www/html/validation.php</w:t>
       </w:r>
     </w:p>
     <w:p>
@@ -1633,7 +1782,7 @@
         <w:pStyle w:val="Compact"/>
       </w:pPr>
       <w:r>
-        <w:t xml:space="preserve">En cas de problème, consulter les logs :</w:t>
+        <w:t xml:space="preserve">Vérifier l’état du conteneur :</w:t>
       </w:r>
     </w:p>
     <w:p>
@@ -1650,19 +1799,7 @@
         <w:rPr>
           <w:rStyle w:val="NormalTok"/>
         </w:rPr>
-        <w:t xml:space="preserve"> logs </w:t>
-      </w:r>
-      <w:r>
-        <w:rPr>
-          <w:rStyle w:val="AttributeTok"/>
-        </w:rPr>
-        <w:t xml:space="preserve">-ft</w:t>
-      </w:r>
-      <w:r>
-        <w:rPr>
-          <w:rStyle w:val="NormalTok"/>
-        </w:rPr>
-        <w:t xml:space="preserve"> my_lamp_c</w:t>
+        <w:t xml:space="preserve"> ps</w:t>
       </w:r>
     </w:p>
     <w:p>
@@ -1674,7 +1811,36 @@
         <w:pStyle w:val="Compact"/>
       </w:pPr>
       <w:r>
-        <w:t xml:space="preserve">Tester l’application :</w:t>
+        <w:t xml:space="preserve">En cas de problème, consulter les logs :</w:t>
+      </w:r>
+    </w:p>
+    <w:p>
+      <w:pPr>
+        <w:pStyle w:val="SourceCode"/>
+      </w:pPr>
+      <w:r>
+        <w:rPr>
+          <w:rStyle w:val="ExtensionTok"/>
+        </w:rPr>
+        <w:t xml:space="preserve">docker</w:t>
+      </w:r>
+      <w:r>
+        <w:rPr>
+          <w:rStyle w:val="NormalTok"/>
+        </w:rPr>
+        <w:t xml:space="preserve"> logs </w:t>
+      </w:r>
+      <w:r>
+        <w:rPr>
+          <w:rStyle w:val="AttributeTok"/>
+        </w:rPr>
+        <w:t xml:space="preserve">-ft</w:t>
+      </w:r>
+      <w:r>
+        <w:rPr>
+          <w:rStyle w:val="NormalTok"/>
+        </w:rPr>
+        <w:t xml:space="preserve"> my_lamp_c</w:t>
       </w:r>
     </w:p>
     <w:p>
@@ -1686,113 +1852,7 @@
         <w:pStyle w:val="Compact"/>
       </w:pPr>
       <w:r>
-        <w:t xml:space="preserve">URL :</w:t>
-      </w:r>
-      <w:r>
-        <w:t xml:space="preserve"> </w:t>
-      </w:r>
-      <w:r>
-        <w:rPr>
-          <w:rStyle w:val="VerbatimChar"/>
-        </w:rPr>
-        <w:t xml:space="preserve">http://localhost:8080/</w:t>
-      </w:r>
-    </w:p>
-    <w:p>
-      <w:pPr>
-        <w:pStyle w:val="FirstParagraph"/>
-      </w:pPr>
-      <w:r>
-        <w:t xml:space="preserve">Exécution du conteneur my_lamp_c</w:t>
-      </w:r>
-      <w:r>
-        <w:t xml:space="preserve"> </w:t>
-      </w:r>
-      <w:r>
-        <w:rPr>
-          <w:iCs/>
-          <w:i/>
-        </w:rPr>
-        <w:t xml:space="preserve">Figure 4 : Lancement du conteneur</w:t>
-      </w:r>
-      <w:r>
-        <w:rPr>
-          <w:iCs/>
-          <w:i/>
-        </w:rPr>
-        <w:t xml:space="preserve"> </w:t>
-      </w:r>
-      <w:r>
-        <w:rPr>
-          <w:rStyle w:val="VerbatimChar"/>
-          <w:iCs/>
-          <w:i/>
-        </w:rPr>
-        <w:t xml:space="preserve">my_lamp_c</w:t>
-      </w:r>
-      <w:r>
-        <w:rPr>
-          <w:iCs/>
-          <w:i/>
-        </w:rPr>
-        <w:t xml:space="preserve"> </w:t>
-      </w:r>
-      <w:r>
-        <w:rPr>
-          <w:iCs/>
-          <w:i/>
-        </w:rPr>
-        <w:t xml:space="preserve">et vérification du statut</w:t>
-      </w:r>
-    </w:p>
-    <w:p>
-      <w:pPr>
-        <w:pStyle w:val="BodyText"/>
-      </w:pPr>
-      <w:r>
-        <w:t xml:space="preserve">Application Web accessible</w:t>
-      </w:r>
-      <w:r>
-        <w:t xml:space="preserve"> </w:t>
-      </w:r>
-      <w:r>
-        <w:rPr>
-          <w:iCs/>
-          <w:i/>
-        </w:rPr>
-        <w:t xml:space="preserve">Figure 5 : Affichage de l’application sur</w:t>
-      </w:r>
-      <w:r>
-        <w:rPr>
-          <w:iCs/>
-          <w:i/>
-        </w:rPr>
-        <w:t xml:space="preserve"> </w:t>
-      </w:r>
-      <w:r>
-        <w:rPr>
-          <w:rStyle w:val="VerbatimChar"/>
-          <w:iCs/>
-          <w:i/>
-        </w:rPr>
-        <w:t xml:space="preserve">http://localhost:8080/</w:t>
-      </w:r>
-    </w:p>
-    <w:p>
-      <w:r>
-        <w:pict>
-          <v:rect style="width:0;height:1.5pt" o:hralign="center" o:hrstd="t" o:hr="t"/>
-        </w:pict>
-      </w:r>
-    </w:p>
-    <w:bookmarkEnd w:id="25"/>
-    <w:bookmarkStart w:id="26" w:name="iv.-test-de-persistance-sans-volume"/>
-    <w:p>
-      <w:pPr>
-        <w:pStyle w:val="Heading3"/>
-      </w:pPr>
-      <w:r>
-        <w:t xml:space="preserve">IV. Test de persistance sans volume</w:t>
+        <w:t xml:space="preserve">Tester l’application :</w:t>
       </w:r>
     </w:p>
     <w:p>
@@ -1804,129 +1864,191 @@
         <w:pStyle w:val="Compact"/>
       </w:pPr>
       <w:r>
-        <w:t xml:space="preserve">Ajouter un nouvel article depuis l’interface.</w:t>
-      </w:r>
-    </w:p>
-    <w:p>
-      <w:pPr>
-        <w:numPr>
-          <w:ilvl w:val="0"/>
-          <w:numId w:val="1011"/>
-        </w:numPr>
-        <w:pStyle w:val="Compact"/>
-      </w:pPr>
-      <w:r>
-        <w:t xml:space="preserve">Détruire puis recréer le conteneur :</w:t>
-      </w:r>
-    </w:p>
-    <w:p>
-      <w:pPr>
-        <w:pStyle w:val="SourceCode"/>
-      </w:pPr>
-      <w:r>
-        <w:rPr>
-          <w:rStyle w:val="ExtensionTok"/>
-        </w:rPr>
-        <w:t xml:space="preserve">docker</w:t>
-      </w:r>
-      <w:r>
-        <w:rPr>
-          <w:rStyle w:val="NormalTok"/>
-        </w:rPr>
-        <w:t xml:space="preserve"> stop my_lamp_c</w:t>
-      </w:r>
-      <w:r>
-        <w:br/>
-      </w:r>
-      <w:r>
-        <w:rPr>
-          <w:rStyle w:val="ExtensionTok"/>
-        </w:rPr>
-        <w:t xml:space="preserve">docker</w:t>
-      </w:r>
-      <w:r>
-        <w:rPr>
-          <w:rStyle w:val="NormalTok"/>
-        </w:rPr>
-        <w:t xml:space="preserve"> rm my_lamp_c</w:t>
-      </w:r>
-      <w:r>
-        <w:br/>
-      </w:r>
-      <w:r>
-        <w:rPr>
-          <w:rStyle w:val="ExtensionTok"/>
-        </w:rPr>
-        <w:t xml:space="preserve">docker</w:t>
-      </w:r>
-      <w:r>
-        <w:rPr>
-          <w:rStyle w:val="NormalTok"/>
-        </w:rPr>
-        <w:t xml:space="preserve"> run </w:t>
-      </w:r>
-      <w:r>
-        <w:rPr>
-          <w:rStyle w:val="AttributeTok"/>
-        </w:rPr>
-        <w:t xml:space="preserve">-d</w:t>
-      </w:r>
-      <w:r>
-        <w:rPr>
-          <w:rStyle w:val="NormalTok"/>
-        </w:rPr>
-        <w:t xml:space="preserve"> </w:t>
-      </w:r>
-      <w:r>
-        <w:rPr>
-          <w:rStyle w:val="AttributeTok"/>
-        </w:rPr>
-        <w:t xml:space="preserve">--name</w:t>
-      </w:r>
-      <w:r>
-        <w:rPr>
-          <w:rStyle w:val="NormalTok"/>
-        </w:rPr>
-        <w:t xml:space="preserve"> my_lamp_c </w:t>
-      </w:r>
-      <w:r>
-        <w:rPr>
-          <w:rStyle w:val="AttributeTok"/>
-        </w:rPr>
-        <w:t xml:space="preserve">-p</w:t>
-      </w:r>
-      <w:r>
-        <w:rPr>
-          <w:rStyle w:val="NormalTok"/>
-        </w:rPr>
-        <w:t xml:space="preserve"> 8080:80 my_lamp</w:t>
-      </w:r>
-      <w:r>
-        <w:br/>
-      </w:r>
-      <w:r>
-        <w:rPr>
-          <w:rStyle w:val="ExtensionTok"/>
-        </w:rPr>
-        <w:t xml:space="preserve">docker</w:t>
-      </w:r>
-      <w:r>
-        <w:rPr>
-          <w:rStyle w:val="NormalTok"/>
-        </w:rPr>
-        <w:t xml:space="preserve"> exec my_lamp_c chmod 777 </w:t>
-      </w:r>
-      <w:r>
-        <w:rPr>
-          <w:rStyle w:val="AttributeTok"/>
-        </w:rPr>
-        <w:t xml:space="preserve">-R</w:t>
-      </w:r>
-      <w:r>
-        <w:rPr>
-          <w:rStyle w:val="NormalTok"/>
-        </w:rPr>
-        <w:t xml:space="preserve"> /var/www/html</w:t>
+        <w:t xml:space="preserve">URL :</w:t>
+      </w:r>
+      <w:r>
+        <w:t xml:space="preserve"> </w:t>
+      </w:r>
+      <w:r>
+        <w:rPr>
+          <w:rStyle w:val="VerbatimChar"/>
+        </w:rPr>
+        <w:t xml:space="preserve">http://localhost:8080/</w:t>
+      </w:r>
+    </w:p>
+    <w:p>
+      <w:pPr>
+        <w:pStyle w:val="FirstParagraph"/>
+      </w:pPr>
+      <w:r>
+        <w:drawing>
+          <wp:inline>
+            <wp:extent cx="5334000" cy="948715"/>
+            <wp:effectExtent b="0" l="0" r="0" t="0"/>
+            <wp:docPr descr="alt text" title="" id="35" name="Picture"/>
+            <a:graphic>
+              <a:graphicData uri="http://schemas.openxmlformats.org/drawingml/2006/picture">
+                <pic:pic>
+                  <pic:nvPicPr>
+                    <pic:cNvPr descr="image-7.png" id="36" name="Picture"/>
+                    <pic:cNvPicPr>
+                      <a:picLocks noChangeArrowheads="1" noChangeAspect="1"/>
+                    </pic:cNvPicPr>
+                  </pic:nvPicPr>
+                  <pic:blipFill>
+                    <a:blip r:embed="rId34"/>
+                    <a:stretch>
+                      <a:fillRect/>
+                    </a:stretch>
+                  </pic:blipFill>
+                  <pic:spPr bwMode="auto">
+                    <a:xfrm>
+                      <a:off x="0" y="0"/>
+                      <a:ext cx="5334000" cy="948715"/>
+                    </a:xfrm>
+                    <a:prstGeom prst="rect">
+                      <a:avLst/>
+                    </a:prstGeom>
+                    <a:noFill/>
+                    <a:ln w="9525">
+                      <a:noFill/>
+                      <a:headEnd/>
+                      <a:tailEnd/>
+                    </a:ln>
+                  </pic:spPr>
+                </pic:pic>
+              </a:graphicData>
+            </a:graphic>
+          </wp:inline>
+        </w:drawing>
+      </w:r>
+      <w:r>
+        <w:t xml:space="preserve"> </w:t>
+      </w:r>
+      <w:r>
+        <w:rPr>
+          <w:iCs/>
+          <w:i/>
+        </w:rPr>
+        <w:t xml:space="preserve">Figure 4 : Lancement du conteneur</w:t>
+      </w:r>
+      <w:r>
+        <w:rPr>
+          <w:iCs/>
+          <w:i/>
+        </w:rPr>
+        <w:t xml:space="preserve"> </w:t>
+      </w:r>
+      <w:r>
+        <w:rPr>
+          <w:rStyle w:val="VerbatimChar"/>
+          <w:iCs/>
+          <w:i/>
+        </w:rPr>
+        <w:t xml:space="preserve">my_lamp_c</w:t>
+      </w:r>
+      <w:r>
+        <w:rPr>
+          <w:iCs/>
+          <w:i/>
+        </w:rPr>
+        <w:t xml:space="preserve"> </w:t>
+      </w:r>
+      <w:r>
+        <w:rPr>
+          <w:iCs/>
+          <w:i/>
+        </w:rPr>
+        <w:t xml:space="preserve">et vérification du statut</w:t>
+      </w:r>
+    </w:p>
+    <w:p>
+      <w:pPr>
+        <w:pStyle w:val="BodyText"/>
+      </w:pPr>
+      <w:r>
+        <w:drawing>
+          <wp:inline>
+            <wp:extent cx="5334000" cy="5263738"/>
+            <wp:effectExtent b="0" l="0" r="0" t="0"/>
+            <wp:docPr descr="alt text" title="" id="38" name="Picture"/>
+            <a:graphic>
+              <a:graphicData uri="http://schemas.openxmlformats.org/drawingml/2006/picture">
+                <pic:pic>
+                  <pic:nvPicPr>
+                    <pic:cNvPr descr="image-8.png" id="39" name="Picture"/>
+                    <pic:cNvPicPr>
+                      <a:picLocks noChangeArrowheads="1" noChangeAspect="1"/>
+                    </pic:cNvPicPr>
+                  </pic:nvPicPr>
+                  <pic:blipFill>
+                    <a:blip r:embed="rId37"/>
+                    <a:stretch>
+                      <a:fillRect/>
+                    </a:stretch>
+                  </pic:blipFill>
+                  <pic:spPr bwMode="auto">
+                    <a:xfrm>
+                      <a:off x="0" y="0"/>
+                      <a:ext cx="5334000" cy="5263738"/>
+                    </a:xfrm>
+                    <a:prstGeom prst="rect">
+                      <a:avLst/>
+                    </a:prstGeom>
+                    <a:noFill/>
+                    <a:ln w="9525">
+                      <a:noFill/>
+                      <a:headEnd/>
+                      <a:tailEnd/>
+                    </a:ln>
+                  </pic:spPr>
+                </pic:pic>
+              </a:graphicData>
+            </a:graphic>
+          </wp:inline>
+        </w:drawing>
+      </w:r>
+      <w:r>
+        <w:t xml:space="preserve"> </w:t>
+      </w:r>
+      <w:r>
+        <w:rPr>
+          <w:iCs/>
+          <w:i/>
+        </w:rPr>
+        <w:t xml:space="preserve">Figure 5 : Affichage de l’application sur</w:t>
+      </w:r>
+      <w:r>
+        <w:rPr>
+          <w:iCs/>
+          <w:i/>
+        </w:rPr>
+        <w:t xml:space="preserve"> </w:t>
+      </w:r>
+      <w:r>
+        <w:rPr>
+          <w:rStyle w:val="VerbatimChar"/>
+          <w:iCs/>
+          <w:i/>
+        </w:rPr>
+        <w:t xml:space="preserve">http://localhost:8080/</w:t>
+      </w:r>
+    </w:p>
+    <w:p>
+      <w:r>
+        <w:pict>
+          <v:rect style="width:0;height:1.5pt" o:hralign="center" o:hrstd="t" o:hr="t"/>
+        </w:pict>
+      </w:r>
+    </w:p>
+    <w:bookmarkEnd w:id="40"/>
+    <w:bookmarkStart w:id="50" w:name="iv.-test-de-persistance-sans-volume"/>
+    <w:p>
+      <w:pPr>
+        <w:pStyle w:val="Heading3"/>
+      </w:pPr>
+      <w:r>
+        <w:t xml:space="preserve">IV. Test de persistance sans volume</w:t>
       </w:r>
     </w:p>
     <w:p>
@@ -1938,7 +2060,7 @@
         <w:pStyle w:val="Compact"/>
       </w:pPr>
       <w:r>
-        <w:t xml:space="preserve">Vérifier l’existence de l’article déjà ajouté.</w:t>
+        <w:t xml:space="preserve">Ajouter un nouvel article depuis l’interface.</w:t>
       </w:r>
     </w:p>
     <w:p>
@@ -1946,80 +2068,56 @@
         <w:pStyle w:val="FirstParagraph"/>
       </w:pPr>
       <w:r>
-        <w:rPr>
-          <w:bCs/>
-          <w:b/>
-        </w:rPr>
-        <w:t xml:space="preserve">Expliquez le résultat :</w:t>
-      </w:r>
-    </w:p>
-    <w:p>
-      <w:pPr>
-        <w:pStyle w:val="BlockText"/>
-      </w:pPr>
-      <w:r>
-        <w:t xml:space="preserve">✏️</w:t>
-      </w:r>
-      <w:r>
-        <w:t xml:space="preserve"> </w:t>
-      </w:r>
-      <w:r>
-        <w:rPr>
-          <w:bCs/>
-          <w:b/>
-        </w:rPr>
-        <w:t xml:space="preserve">Réponse :</w:t>
-      </w:r>
-      <w:r>
-        <w:t xml:space="preserve"> </w:t>
-      </w:r>
-      <w:r>
-        <w:t xml:space="preserve">l’article est perdu, car les données de la base étaient stockées dans le conteneur supprimé (pas de volume persistant).</w:t>
-      </w:r>
-    </w:p>
-    <w:p>
-      <w:pPr>
-        <w:pStyle w:val="FirstParagraph"/>
-      </w:pPr>
-      <w:r>
-        <w:t xml:space="preserve">Test de persistance sans volume</w:t>
-      </w:r>
-      <w:r>
-        <w:t xml:space="preserve"> </w:t>
-      </w:r>
-      <w:r>
-        <w:rPr>
-          <w:iCs/>
-          <w:i/>
-        </w:rPr>
-        <w:t xml:space="preserve">Figure 6 : Perte des données après suppression/recréation du conteneur sans volume</w:t>
-      </w:r>
-    </w:p>
-    <w:p>
-      <w:r>
-        <w:pict>
-          <v:rect style="width:0;height:1.5pt" o:hralign="center" o:hrstd="t" o:hr="t"/>
-        </w:pict>
-      </w:r>
-    </w:p>
-    <w:bookmarkEnd w:id="26"/>
-    <w:bookmarkEnd w:id="27"/>
-    <w:bookmarkStart w:id="30" w:name="partie-2-manipulation-de-volume"/>
-    <w:p>
-      <w:pPr>
-        <w:pStyle w:val="Heading2"/>
-      </w:pPr>
-      <w:r>
-        <w:t xml:space="preserve">Partie 2 : Manipulation de Volume</w:t>
-      </w:r>
-    </w:p>
-    <w:bookmarkStart w:id="28" w:name="X1286e22d82e98d63e813c61c4f1d158ee5f10a2"/>
-    <w:p>
-      <w:pPr>
-        <w:pStyle w:val="Heading3"/>
-      </w:pPr>
-      <w:r>
-        <w:t xml:space="preserve">I. Création et utilisation d’un volume Docker</w:t>
+        <w:drawing>
+          <wp:inline>
+            <wp:extent cx="5334000" cy="3197347"/>
+            <wp:effectExtent b="0" l="0" r="0" t="0"/>
+            <wp:docPr descr="alt text" title="" id="42" name="Picture"/>
+            <a:graphic>
+              <a:graphicData uri="http://schemas.openxmlformats.org/drawingml/2006/picture">
+                <pic:pic>
+                  <pic:nvPicPr>
+                    <pic:cNvPr descr="image-9.png" id="43" name="Picture"/>
+                    <pic:cNvPicPr>
+                      <a:picLocks noChangeArrowheads="1" noChangeAspect="1"/>
+                    </pic:cNvPicPr>
+                  </pic:nvPicPr>
+                  <pic:blipFill>
+                    <a:blip r:embed="rId41"/>
+                    <a:stretch>
+                      <a:fillRect/>
+                    </a:stretch>
+                  </pic:blipFill>
+                  <pic:spPr bwMode="auto">
+                    <a:xfrm>
+                      <a:off x="0" y="0"/>
+                      <a:ext cx="5334000" cy="3197347"/>
+                    </a:xfrm>
+                    <a:prstGeom prst="rect">
+                      <a:avLst/>
+                    </a:prstGeom>
+                    <a:noFill/>
+                    <a:ln w="9525">
+                      <a:noFill/>
+                      <a:headEnd/>
+                      <a:tailEnd/>
+                    </a:ln>
+                  </pic:spPr>
+                </pic:pic>
+              </a:graphicData>
+            </a:graphic>
+          </wp:inline>
+        </w:drawing>
+      </w:r>
+      <w:r>
+        <w:t xml:space="preserve"> </w:t>
+      </w:r>
+      <w:r>
+        <w:rPr>
+          <w:iCs/>
+          <w:i/>
+        </w:rPr>
+        <w:t xml:space="preserve">Figure 6 : Ajout d’un nouvel article via l’interface</w:t>
       </w:r>
     </w:p>
     <w:p>
@@ -2031,7 +2129,7 @@
         <w:pStyle w:val="Compact"/>
       </w:pPr>
       <w:r>
-        <w:t xml:space="preserve">Créer le volume :</w:t>
+        <w:t xml:space="preserve">Détruire puis recréer le conteneur :</w:t>
       </w:r>
     </w:p>
     <w:p>
@@ -2048,19 +2146,157 @@
         <w:rPr>
           <w:rStyle w:val="NormalTok"/>
         </w:rPr>
-        <w:t xml:space="preserve"> volume create </w:t>
+        <w:t xml:space="preserve"> stop my_lamp_c</w:t>
+      </w:r>
+      <w:r>
+        <w:br/>
+      </w:r>
+      <w:r>
+        <w:rPr>
+          <w:rStyle w:val="ExtensionTok"/>
+        </w:rPr>
+        <w:t xml:space="preserve">docker</w:t>
+      </w:r>
+      <w:r>
+        <w:rPr>
+          <w:rStyle w:val="NormalTok"/>
+        </w:rPr>
+        <w:t xml:space="preserve"> rm my_lamp_c</w:t>
+      </w:r>
+      <w:r>
+        <w:br/>
+      </w:r>
+      <w:r>
+        <w:rPr>
+          <w:rStyle w:val="ExtensionTok"/>
+        </w:rPr>
+        <w:t xml:space="preserve">docker</w:t>
+      </w:r>
+      <w:r>
+        <w:rPr>
+          <w:rStyle w:val="NormalTok"/>
+        </w:rPr>
+        <w:t xml:space="preserve"> run </w:t>
       </w:r>
       <w:r>
         <w:rPr>
           <w:rStyle w:val="AttributeTok"/>
         </w:rPr>
+        <w:t xml:space="preserve">-d</w:t>
+      </w:r>
+      <w:r>
+        <w:rPr>
+          <w:rStyle w:val="NormalTok"/>
+        </w:rPr>
+        <w:t xml:space="preserve"> </w:t>
+      </w:r>
+      <w:r>
+        <w:rPr>
+          <w:rStyle w:val="AttributeTok"/>
+        </w:rPr>
         <w:t xml:space="preserve">--name</w:t>
       </w:r>
       <w:r>
         <w:rPr>
           <w:rStyle w:val="NormalTok"/>
         </w:rPr>
-        <w:t xml:space="preserve"> mysqldata</w:t>
+        <w:t xml:space="preserve"> my_lamp_c </w:t>
+      </w:r>
+      <w:r>
+        <w:rPr>
+          <w:rStyle w:val="AttributeTok"/>
+        </w:rPr>
+        <w:t xml:space="preserve">-p</w:t>
+      </w:r>
+      <w:r>
+        <w:rPr>
+          <w:rStyle w:val="NormalTok"/>
+        </w:rPr>
+        <w:t xml:space="preserve"> 8080:80 my_lamp</w:t>
+      </w:r>
+      <w:r>
+        <w:br/>
+      </w:r>
+      <w:r>
+        <w:rPr>
+          <w:rStyle w:val="ExtensionTok"/>
+        </w:rPr>
+        <w:t xml:space="preserve">docker</w:t>
+      </w:r>
+      <w:r>
+        <w:rPr>
+          <w:rStyle w:val="NormalTok"/>
+        </w:rPr>
+        <w:t xml:space="preserve"> exec my_lamp_c chmod 777 </w:t>
+      </w:r>
+      <w:r>
+        <w:rPr>
+          <w:rStyle w:val="AttributeTok"/>
+        </w:rPr>
+        <w:t xml:space="preserve">-R</w:t>
+      </w:r>
+      <w:r>
+        <w:rPr>
+          <w:rStyle w:val="NormalTok"/>
+        </w:rPr>
+        <w:t xml:space="preserve"> /var/www/html</w:t>
+      </w:r>
+    </w:p>
+    <w:p>
+      <w:pPr>
+        <w:pStyle w:val="FirstParagraph"/>
+      </w:pPr>
+      <w:r>
+        <w:drawing>
+          <wp:inline>
+            <wp:extent cx="5334000" cy="1552878"/>
+            <wp:effectExtent b="0" l="0" r="0" t="0"/>
+            <wp:docPr descr="alt text" title="" id="45" name="Picture"/>
+            <a:graphic>
+              <a:graphicData uri="http://schemas.openxmlformats.org/drawingml/2006/picture">
+                <pic:pic>
+                  <pic:nvPicPr>
+                    <pic:cNvPr descr="image-10.png" id="46" name="Picture"/>
+                    <pic:cNvPicPr>
+                      <a:picLocks noChangeArrowheads="1" noChangeAspect="1"/>
+                    </pic:cNvPicPr>
+                  </pic:nvPicPr>
+                  <pic:blipFill>
+                    <a:blip r:embed="rId44"/>
+                    <a:stretch>
+                      <a:fillRect/>
+                    </a:stretch>
+                  </pic:blipFill>
+                  <pic:spPr bwMode="auto">
+                    <a:xfrm>
+                      <a:off x="0" y="0"/>
+                      <a:ext cx="5334000" cy="1552878"/>
+                    </a:xfrm>
+                    <a:prstGeom prst="rect">
+                      <a:avLst/>
+                    </a:prstGeom>
+                    <a:noFill/>
+                    <a:ln w="9525">
+                      <a:noFill/>
+                      <a:headEnd/>
+                      <a:tailEnd/>
+                    </a:ln>
+                  </pic:spPr>
+                </pic:pic>
+              </a:graphicData>
+            </a:graphic>
+          </wp:inline>
+        </w:drawing>
+      </w:r>
+      <w:r>
+        <w:t xml:space="preserve"> </w:t>
+      </w:r>
+      <w:r>
+        <w:rPr>
+          <w:iCs/>
+          <w:i/>
+        </w:rPr>
+        <w:t xml:space="preserve">Figure 7 : Suppression et recréation du conteneur (exécution des commandes)</w:t>
       </w:r>
     </w:p>
     <w:p>
@@ -2072,24 +2308,127 @@
         <w:pStyle w:val="Compact"/>
       </w:pPr>
       <w:r>
-        <w:t xml:space="preserve">Lister les volumes :</w:t>
-      </w:r>
-    </w:p>
-    <w:p>
-      <w:pPr>
-        <w:pStyle w:val="SourceCode"/>
-      </w:pPr>
-      <w:r>
-        <w:rPr>
-          <w:rStyle w:val="ExtensionTok"/>
-        </w:rPr>
-        <w:t xml:space="preserve">docker</w:t>
-      </w:r>
-      <w:r>
-        <w:rPr>
-          <w:rStyle w:val="NormalTok"/>
-        </w:rPr>
-        <w:t xml:space="preserve"> volume ls</w:t>
+        <w:t xml:space="preserve">Vérifier l’existence de l’article déjà ajouté.</w:t>
+      </w:r>
+    </w:p>
+    <w:p>
+      <w:pPr>
+        <w:pStyle w:val="FirstParagraph"/>
+      </w:pPr>
+      <w:r>
+        <w:rPr>
+          <w:bCs/>
+          <w:b/>
+        </w:rPr>
+        <w:t xml:space="preserve">Expliquez le résultat :</w:t>
+      </w:r>
+    </w:p>
+    <w:p>
+      <w:pPr>
+        <w:pStyle w:val="BlockText"/>
+      </w:pPr>
+      <w:r>
+        <w:t xml:space="preserve">✏️</w:t>
+      </w:r>
+      <w:r>
+        <w:t xml:space="preserve"> </w:t>
+      </w:r>
+      <w:r>
+        <w:rPr>
+          <w:bCs/>
+          <w:b/>
+        </w:rPr>
+        <w:t xml:space="preserve">Réponse :</w:t>
+      </w:r>
+      <w:r>
+        <w:t xml:space="preserve"> </w:t>
+      </w:r>
+      <w:r>
+        <w:t xml:space="preserve">l’article est perdu, car les données de la base étaient stockées dans le conteneur supprimé (pas de volume persistant).</w:t>
+      </w:r>
+    </w:p>
+    <w:p>
+      <w:pPr>
+        <w:pStyle w:val="FirstParagraph"/>
+      </w:pPr>
+      <w:r>
+        <w:drawing>
+          <wp:inline>
+            <wp:extent cx="5334000" cy="2568605"/>
+            <wp:effectExtent b="0" l="0" r="0" t="0"/>
+            <wp:docPr descr="alt text" title="" id="48" name="Picture"/>
+            <a:graphic>
+              <a:graphicData uri="http://schemas.openxmlformats.org/drawingml/2006/picture">
+                <pic:pic>
+                  <pic:nvPicPr>
+                    <pic:cNvPr descr="image-11.png" id="49" name="Picture"/>
+                    <pic:cNvPicPr>
+                      <a:picLocks noChangeArrowheads="1" noChangeAspect="1"/>
+                    </pic:cNvPicPr>
+                  </pic:nvPicPr>
+                  <pic:blipFill>
+                    <a:blip r:embed="rId47"/>
+                    <a:stretch>
+                      <a:fillRect/>
+                    </a:stretch>
+                  </pic:blipFill>
+                  <pic:spPr bwMode="auto">
+                    <a:xfrm>
+                      <a:off x="0" y="0"/>
+                      <a:ext cx="5334000" cy="2568605"/>
+                    </a:xfrm>
+                    <a:prstGeom prst="rect">
+                      <a:avLst/>
+                    </a:prstGeom>
+                    <a:noFill/>
+                    <a:ln w="9525">
+                      <a:noFill/>
+                      <a:headEnd/>
+                      <a:tailEnd/>
+                    </a:ln>
+                  </pic:spPr>
+                </pic:pic>
+              </a:graphicData>
+            </a:graphic>
+          </wp:inline>
+        </w:drawing>
+      </w:r>
+      <w:r>
+        <w:t xml:space="preserve"> </w:t>
+      </w:r>
+      <w:r>
+        <w:rPr>
+          <w:iCs/>
+          <w:i/>
+        </w:rPr>
+        <w:t xml:space="preserve">Figure 8 : Perte des données après suppression/recréation du conteneur sans volume (Liste vide)</w:t>
+      </w:r>
+    </w:p>
+    <w:p>
+      <w:r>
+        <w:pict>
+          <v:rect style="width:0;height:1.5pt" o:hralign="center" o:hrstd="t" o:hr="t"/>
+        </w:pict>
+      </w:r>
+    </w:p>
+    <w:bookmarkEnd w:id="50"/>
+    <w:bookmarkEnd w:id="51"/>
+    <w:bookmarkStart w:id="66" w:name="partie-2-manipulation-de-volume"/>
+    <w:p>
+      <w:pPr>
+        <w:pStyle w:val="Heading2"/>
+      </w:pPr>
+      <w:r>
+        <w:t xml:space="preserve">Partie 2 : Manipulation de Volume</w:t>
+      </w:r>
+    </w:p>
+    <w:bookmarkStart w:id="58" w:name="X1286e22d82e98d63e813c61c4f1d158ee5f10a2"/>
+    <w:p>
+      <w:pPr>
+        <w:pStyle w:val="Heading3"/>
+      </w:pPr>
+      <w:r>
+        <w:t xml:space="preserve">I. Création et utilisation d’un volume Docker</w:t>
       </w:r>
     </w:p>
     <w:p>
@@ -2101,7 +2440,7 @@
         <w:pStyle w:val="Compact"/>
       </w:pPr>
       <w:r>
-        <w:t xml:space="preserve">Exécuter le conteneur avec le volume :</w:t>
+        <w:t xml:space="preserve">Créer le volume :</w:t>
       </w:r>
     </w:p>
     <w:p>
@@ -2118,55 +2457,19 @@
         <w:rPr>
           <w:rStyle w:val="NormalTok"/>
         </w:rPr>
-        <w:t xml:space="preserve"> run </w:t>
+        <w:t xml:space="preserve"> volume create </w:t>
       </w:r>
       <w:r>
         <w:rPr>
           <w:rStyle w:val="AttributeTok"/>
         </w:rPr>
-        <w:t xml:space="preserve">-d</w:t>
-      </w:r>
-      <w:r>
-        <w:rPr>
-          <w:rStyle w:val="NormalTok"/>
-        </w:rPr>
-        <w:t xml:space="preserve"> </w:t>
-      </w:r>
-      <w:r>
-        <w:rPr>
-          <w:rStyle w:val="AttributeTok"/>
-        </w:rPr>
         <w:t xml:space="preserve">--name</w:t>
       </w:r>
       <w:r>
         <w:rPr>
           <w:rStyle w:val="NormalTok"/>
         </w:rPr>
-        <w:t xml:space="preserve"> my_lamp_c </w:t>
-      </w:r>
-      <w:r>
-        <w:rPr>
-          <w:rStyle w:val="AttributeTok"/>
-        </w:rPr>
-        <w:t xml:space="preserve">-v</w:t>
-      </w:r>
-      <w:r>
-        <w:rPr>
-          <w:rStyle w:val="NormalTok"/>
-        </w:rPr>
-        <w:t xml:space="preserve"> mysqldata:/var/lib/mysql </w:t>
-      </w:r>
-      <w:r>
-        <w:rPr>
-          <w:rStyle w:val="AttributeTok"/>
-        </w:rPr>
-        <w:t xml:space="preserve">-p</w:t>
-      </w:r>
-      <w:r>
-        <w:rPr>
-          <w:rStyle w:val="NormalTok"/>
-        </w:rPr>
-        <w:t xml:space="preserve"> 8080:80 my_lamp</w:t>
+        <w:t xml:space="preserve"> mysqldata</w:t>
       </w:r>
     </w:p>
     <w:p>
@@ -2178,158 +2481,96 @@
         <w:pStyle w:val="Compact"/>
       </w:pPr>
       <w:r>
-        <w:rPr>
-          <w:bCs/>
-          <w:b/>
-        </w:rPr>
-        <w:t xml:space="preserve">Expliquez l’option</w:t>
-      </w:r>
-      <w:r>
-        <w:rPr>
-          <w:bCs/>
-          <w:b/>
-        </w:rPr>
-        <w:t xml:space="preserve"> </w:t>
+        <w:t xml:space="preserve">Lister les volumes :</w:t>
+      </w:r>
+    </w:p>
+    <w:p>
+      <w:pPr>
+        <w:pStyle w:val="SourceCode"/>
+      </w:pPr>
+      <w:r>
+        <w:rPr>
+          <w:rStyle w:val="ExtensionTok"/>
+        </w:rPr>
+        <w:t xml:space="preserve">docker</w:t>
+      </w:r>
+      <w:r>
+        <w:rPr>
+          <w:rStyle w:val="NormalTok"/>
+        </w:rPr>
+        <w:t xml:space="preserve"> volume ls</w:t>
+      </w:r>
+    </w:p>
+    <w:p>
+      <w:pPr>
+        <w:pStyle w:val="FirstParagraph"/>
+      </w:pPr>
+      <w:r>
+        <w:drawing>
+          <wp:inline>
+            <wp:extent cx="5334000" cy="812671"/>
+            <wp:effectExtent b="0" l="0" r="0" t="0"/>
+            <wp:docPr descr="alt text" title="" id="53" name="Picture"/>
+            <a:graphic>
+              <a:graphicData uri="http://schemas.openxmlformats.org/drawingml/2006/picture">
+                <pic:pic>
+                  <pic:nvPicPr>
+                    <pic:cNvPr descr="image-12.png" id="54" name="Picture"/>
+                    <pic:cNvPicPr>
+                      <a:picLocks noChangeArrowheads="1" noChangeAspect="1"/>
+                    </pic:cNvPicPr>
+                  </pic:nvPicPr>
+                  <pic:blipFill>
+                    <a:blip r:embed="rId52"/>
+                    <a:stretch>
+                      <a:fillRect/>
+                    </a:stretch>
+                  </pic:blipFill>
+                  <pic:spPr bwMode="auto">
+                    <a:xfrm>
+                      <a:off x="0" y="0"/>
+                      <a:ext cx="5334000" cy="812671"/>
+                    </a:xfrm>
+                    <a:prstGeom prst="rect">
+                      <a:avLst/>
+                    </a:prstGeom>
+                    <a:noFill/>
+                    <a:ln w="9525">
+                      <a:noFill/>
+                      <a:headEnd/>
+                      <a:tailEnd/>
+                    </a:ln>
+                  </pic:spPr>
+                </pic:pic>
+              </a:graphicData>
+            </a:graphic>
+          </wp:inline>
+        </w:drawing>
+      </w:r>
+      <w:r>
+        <w:t xml:space="preserve"> </w:t>
+      </w:r>
+      <w:r>
+        <w:rPr>
+          <w:iCs/>
+          <w:i/>
+        </w:rPr>
+        <w:t xml:space="preserve">Figure 9 : Liste des volumes Docker (</w:t>
       </w:r>
       <w:r>
         <w:rPr>
           <w:rStyle w:val="VerbatimChar"/>
-          <w:bCs/>
-          <w:b/>
-        </w:rPr>
-        <w:t xml:space="preserve">-v mysqldata:/var/lib/mysql</w:t>
-      </w:r>
-      <w:r>
-        <w:rPr>
-          <w:bCs/>
-          <w:b/>
-        </w:rPr>
-        <w:t xml:space="preserve"> </w:t>
-      </w:r>
-      <w:r>
-        <w:rPr>
-          <w:bCs/>
-          <w:b/>
-        </w:rPr>
-        <w:t xml:space="preserve">:</w:t>
-      </w:r>
-    </w:p>
-    <w:p>
-      <w:pPr>
-        <w:pStyle w:val="BlockText"/>
-      </w:pPr>
-      <w:r>
-        <w:t xml:space="preserve">✏️</w:t>
-      </w:r>
-      <w:r>
-        <w:t xml:space="preserve"> </w:t>
-      </w:r>
-      <w:r>
-        <w:rPr>
-          <w:bCs/>
-          <w:b/>
-        </w:rPr>
-        <w:t xml:space="preserve">Réponse :</w:t>
-      </w:r>
-      <w:r>
-        <w:t xml:space="preserve"> </w:t>
-      </w:r>
-      <w:r>
-        <w:t xml:space="preserve">le volume Docker</w:t>
-      </w:r>
-      <w:r>
-        <w:t xml:space="preserve"> </w:t>
-      </w:r>
-      <w:r>
-        <w:rPr>
-          <w:rStyle w:val="VerbatimChar"/>
-        </w:rPr>
-        <w:t xml:space="preserve">mysqldata</w:t>
-      </w:r>
-      <w:r>
-        <w:t xml:space="preserve"> </w:t>
-      </w:r>
-      <w:r>
-        <w:t xml:space="preserve">est monté dans</w:t>
-      </w:r>
-      <w:r>
-        <w:t xml:space="preserve"> </w:t>
-      </w:r>
-      <w:r>
-        <w:rPr>
-          <w:rStyle w:val="VerbatimChar"/>
-        </w:rPr>
-        <w:t xml:space="preserve">/var/lib/mysql</w:t>
-      </w:r>
-      <w:r>
-        <w:t xml:space="preserve"> </w:t>
-      </w:r>
-      <w:r>
-        <w:t xml:space="preserve">du conteneur, ce qui rend les données MariaDB persistantes.</w:t>
-      </w:r>
-    </w:p>
-    <w:p>
-      <w:pPr>
-        <w:pStyle w:val="FirstParagraph"/>
-      </w:pPr>
-      <w:r>
-        <w:t xml:space="preserve">Création et montage du volume</w:t>
-      </w:r>
-      <w:r>
-        <w:t xml:space="preserve"> </w:t>
-      </w:r>
-      <w:r>
-        <w:rPr>
-          <w:iCs/>
-          <w:i/>
-        </w:rPr>
-        <w:t xml:space="preserve">Figure 7 : Création du volume</w:t>
-      </w:r>
-      <w:r>
-        <w:rPr>
-          <w:iCs/>
-          <w:i/>
-        </w:rPr>
-        <w:t xml:space="preserve"> </w:t>
-      </w:r>
-      <w:r>
-        <w:rPr>
-          <w:rStyle w:val="VerbatimChar"/>
-          <w:iCs/>
-          <w:i/>
-        </w:rPr>
-        <w:t xml:space="preserve">mysqldata</w:t>
-      </w:r>
-      <w:r>
-        <w:rPr>
-          <w:iCs/>
-          <w:i/>
-        </w:rPr>
-        <w:t xml:space="preserve"> </w:t>
-      </w:r>
-      <w:r>
-        <w:rPr>
-          <w:iCs/>
-          <w:i/>
-        </w:rPr>
-        <w:t xml:space="preserve">et montage dans le conteneur</w:t>
-      </w:r>
-    </w:p>
-    <w:p>
-      <w:r>
-        <w:pict>
-          <v:rect style="width:0;height:1.5pt" o:hralign="center" o:hrstd="t" o:hr="t"/>
-        </w:pict>
-      </w:r>
-    </w:p>
-    <w:bookmarkEnd w:id="28"/>
-    <w:bookmarkStart w:id="29" w:name="Xa1056f37bb4508588b6904e51330632852e2e93"/>
-    <w:p>
-      <w:pPr>
-        <w:pStyle w:val="Heading3"/>
-      </w:pPr>
-      <w:r>
-        <w:t xml:space="preserve">II. Vérification de la persistance avec volume</w:t>
+          <w:iCs/>
+          <w:i/>
+        </w:rPr>
+        <w:t xml:space="preserve">docker volume ls</w:t>
+      </w:r>
+      <w:r>
+        <w:rPr>
+          <w:iCs/>
+          <w:i/>
+        </w:rPr>
+        <w:t xml:space="preserve">)</w:t>
       </w:r>
     </w:p>
     <w:p>
@@ -2341,126 +2582,158 @@
         <w:pStyle w:val="Compact"/>
       </w:pPr>
       <w:r>
-        <w:t xml:space="preserve">Ajouter un article via</w:t>
-      </w:r>
-      <w:r>
+        <w:t xml:space="preserve">Exécuter le conteneur avec le volume :</w:t>
+      </w:r>
+    </w:p>
+    <w:p>
+      <w:pPr>
+        <w:pStyle w:val="SourceCode"/>
+      </w:pPr>
+      <w:r>
+        <w:rPr>
+          <w:rStyle w:val="ExtensionTok"/>
+        </w:rPr>
+        <w:t xml:space="preserve">docker</w:t>
+      </w:r>
+      <w:r>
+        <w:rPr>
+          <w:rStyle w:val="NormalTok"/>
+        </w:rPr>
+        <w:t xml:space="preserve"> run </w:t>
+      </w:r>
+      <w:r>
+        <w:rPr>
+          <w:rStyle w:val="AttributeTok"/>
+        </w:rPr>
+        <w:t xml:space="preserve">-d</w:t>
+      </w:r>
+      <w:r>
+        <w:rPr>
+          <w:rStyle w:val="NormalTok"/>
+        </w:rPr>
+        <w:t xml:space="preserve"> </w:t>
+      </w:r>
+      <w:r>
+        <w:rPr>
+          <w:rStyle w:val="AttributeTok"/>
+        </w:rPr>
+        <w:t xml:space="preserve">--name</w:t>
+      </w:r>
+      <w:r>
+        <w:rPr>
+          <w:rStyle w:val="NormalTok"/>
+        </w:rPr>
+        <w:t xml:space="preserve"> my_lamp_c </w:t>
+      </w:r>
+      <w:r>
+        <w:rPr>
+          <w:rStyle w:val="AttributeTok"/>
+        </w:rPr>
+        <w:t xml:space="preserve">-v</w:t>
+      </w:r>
+      <w:r>
+        <w:rPr>
+          <w:rStyle w:val="NormalTok"/>
+        </w:rPr>
+        <w:t xml:space="preserve"> mysqldata:/var/lib/mysql </w:t>
+      </w:r>
+      <w:r>
+        <w:rPr>
+          <w:rStyle w:val="AttributeTok"/>
+        </w:rPr>
+        <w:t xml:space="preserve">-p</w:t>
+      </w:r>
+      <w:r>
+        <w:rPr>
+          <w:rStyle w:val="NormalTok"/>
+        </w:rPr>
+        <w:t xml:space="preserve"> 8080:80 my_lamp</w:t>
+      </w:r>
+    </w:p>
+    <w:p>
+      <w:pPr>
+        <w:pStyle w:val="FirstParagraph"/>
+      </w:pPr>
+      <w:r>
+        <w:drawing>
+          <wp:inline>
+            <wp:extent cx="5334000" cy="1037764"/>
+            <wp:effectExtent b="0" l="0" r="0" t="0"/>
+            <wp:docPr descr="alt text" title="" id="56" name="Picture"/>
+            <a:graphic>
+              <a:graphicData uri="http://schemas.openxmlformats.org/drawingml/2006/picture">
+                <pic:pic>
+                  <pic:nvPicPr>
+                    <pic:cNvPr descr="image-13.png" id="57" name="Picture"/>
+                    <pic:cNvPicPr>
+                      <a:picLocks noChangeArrowheads="1" noChangeAspect="1"/>
+                    </pic:cNvPicPr>
+                  </pic:nvPicPr>
+                  <pic:blipFill>
+                    <a:blip r:embed="rId55"/>
+                    <a:stretch>
+                      <a:fillRect/>
+                    </a:stretch>
+                  </pic:blipFill>
+                  <pic:spPr bwMode="auto">
+                    <a:xfrm>
+                      <a:off x="0" y="0"/>
+                      <a:ext cx="5334000" cy="1037764"/>
+                    </a:xfrm>
+                    <a:prstGeom prst="rect">
+                      <a:avLst/>
+                    </a:prstGeom>
+                    <a:noFill/>
+                    <a:ln w="9525">
+                      <a:noFill/>
+                      <a:headEnd/>
+                      <a:tailEnd/>
+                    </a:ln>
+                  </pic:spPr>
+                </pic:pic>
+              </a:graphicData>
+            </a:graphic>
+          </wp:inline>
+        </w:drawing>
+      </w:r>
+      <w:r>
+        <w:t xml:space="preserve"> </w:t>
+      </w:r>
+      <w:r>
+        <w:rPr>
+          <w:iCs/>
+          <w:i/>
+        </w:rPr>
+        <w:t xml:space="preserve">Figure 10 : Exécution du conteneur avec le volume</w:t>
+      </w:r>
+      <w:r>
+        <w:rPr>
+          <w:iCs/>
+          <w:i/>
+        </w:rPr>
         <w:t xml:space="preserve"> </w:t>
       </w:r>
       <w:r>
         <w:rPr>
           <w:rStyle w:val="VerbatimChar"/>
-        </w:rPr>
-        <w:t xml:space="preserve">http://localhost:8080/</w:t>
-      </w:r>
-      <w:r>
-        <w:t xml:space="preserve">.</w:t>
-      </w:r>
-    </w:p>
-    <w:p>
-      <w:pPr>
-        <w:numPr>
-          <w:ilvl w:val="0"/>
-          <w:numId w:val="1017"/>
-        </w:numPr>
-        <w:pStyle w:val="Compact"/>
-      </w:pPr>
-      <w:r>
-        <w:t xml:space="preserve">Détruire puis recréer le conteneur avec le même volume :</w:t>
-      </w:r>
-    </w:p>
-    <w:p>
-      <w:pPr>
-        <w:pStyle w:val="SourceCode"/>
-      </w:pPr>
-      <w:r>
-        <w:rPr>
-          <w:rStyle w:val="ExtensionTok"/>
-        </w:rPr>
-        <w:t xml:space="preserve">docker</w:t>
-      </w:r>
-      <w:r>
-        <w:rPr>
-          <w:rStyle w:val="NormalTok"/>
-        </w:rPr>
-        <w:t xml:space="preserve"> stop my_lamp_c</w:t>
-      </w:r>
-      <w:r>
-        <w:br/>
-      </w:r>
-      <w:r>
-        <w:rPr>
-          <w:rStyle w:val="ExtensionTok"/>
-        </w:rPr>
-        <w:t xml:space="preserve">docker</w:t>
-      </w:r>
-      <w:r>
-        <w:rPr>
-          <w:rStyle w:val="NormalTok"/>
-        </w:rPr>
-        <w:t xml:space="preserve"> rm my_lamp_c</w:t>
-      </w:r>
-      <w:r>
-        <w:br/>
-      </w:r>
-      <w:r>
-        <w:rPr>
-          <w:rStyle w:val="ExtensionTok"/>
-        </w:rPr>
-        <w:t xml:space="preserve">docker</w:t>
-      </w:r>
-      <w:r>
-        <w:rPr>
-          <w:rStyle w:val="NormalTok"/>
-        </w:rPr>
-        <w:t xml:space="preserve"> run </w:t>
-      </w:r>
-      <w:r>
-        <w:rPr>
-          <w:rStyle w:val="AttributeTok"/>
-        </w:rPr>
-        <w:t xml:space="preserve">-d</w:t>
-      </w:r>
-      <w:r>
-        <w:rPr>
-          <w:rStyle w:val="NormalTok"/>
-        </w:rPr>
-        <w:t xml:space="preserve"> </w:t>
-      </w:r>
-      <w:r>
-        <w:rPr>
-          <w:rStyle w:val="AttributeTok"/>
-        </w:rPr>
-        <w:t xml:space="preserve">--name</w:t>
-      </w:r>
-      <w:r>
-        <w:rPr>
-          <w:rStyle w:val="NormalTok"/>
-        </w:rPr>
-        <w:t xml:space="preserve"> my_lamp_c </w:t>
-      </w:r>
-      <w:r>
-        <w:rPr>
-          <w:rStyle w:val="AttributeTok"/>
-        </w:rPr>
-        <w:t xml:space="preserve">-v</w:t>
-      </w:r>
-      <w:r>
-        <w:rPr>
-          <w:rStyle w:val="NormalTok"/>
-        </w:rPr>
-        <w:t xml:space="preserve"> mysqldata:/var/lib/mysql </w:t>
-      </w:r>
-      <w:r>
-        <w:rPr>
-          <w:rStyle w:val="AttributeTok"/>
-        </w:rPr>
-        <w:t xml:space="preserve">-p</w:t>
-      </w:r>
-      <w:r>
-        <w:rPr>
-          <w:rStyle w:val="NormalTok"/>
-        </w:rPr>
-        <w:t xml:space="preserve"> 8080:80 my_lamp</w:t>
+          <w:iCs/>
+          <w:i/>
+        </w:rPr>
+        <w:t xml:space="preserve">mysqldata</w:t>
+      </w:r>
+      <w:r>
+        <w:rPr>
+          <w:iCs/>
+          <w:i/>
+        </w:rPr>
+        <w:t xml:space="preserve"> </w:t>
+      </w:r>
+      <w:r>
+        <w:rPr>
+          <w:iCs/>
+          <w:i/>
+        </w:rPr>
+        <w:t xml:space="preserve">monté</w:t>
       </w:r>
     </w:p>
     <w:p>
@@ -2472,43 +2745,64 @@
         <w:pStyle w:val="Compact"/>
       </w:pPr>
       <w:r>
-        <w:t xml:space="preserve">Vérifier l’existence de l’article ajouté.</w:t>
-      </w:r>
-    </w:p>
-    <w:p>
-      <w:pPr>
-        <w:pStyle w:val="FirstParagraph"/>
-      </w:pPr>
-      <w:r>
         <w:rPr>
           <w:bCs/>
           <w:b/>
         </w:rPr>
-        <w:t xml:space="preserve">Expliquez le résultat :</w:t>
-      </w:r>
-    </w:p>
-    <w:p>
-      <w:pPr>
-        <w:pStyle w:val="BlockText"/>
-      </w:pPr>
-      <w:r>
-        <w:t xml:space="preserve">✏️</w:t>
-      </w:r>
-      <w:r>
-        <w:t xml:space="preserve"> </w:t>
+        <w:t xml:space="preserve">Expliquez l’option</w:t>
       </w:r>
       <w:r>
         <w:rPr>
           <w:bCs/>
           <w:b/>
         </w:rPr>
+        <w:t xml:space="preserve"> </w:t>
+      </w:r>
+      <w:r>
+        <w:rPr>
+          <w:rStyle w:val="VerbatimChar"/>
+          <w:bCs/>
+          <w:b/>
+        </w:rPr>
+        <w:t xml:space="preserve">-v mysqldata:/var/lib/mysql</w:t>
+      </w:r>
+      <w:r>
+        <w:rPr>
+          <w:bCs/>
+          <w:b/>
+        </w:rPr>
+        <w:t xml:space="preserve"> </w:t>
+      </w:r>
+      <w:r>
+        <w:rPr>
+          <w:bCs/>
+          <w:b/>
+        </w:rPr>
+        <w:t xml:space="preserve">:</w:t>
+      </w:r>
+    </w:p>
+    <w:p>
+      <w:pPr>
+        <w:pStyle w:val="BlockText"/>
+      </w:pPr>
+      <w:r>
+        <w:t xml:space="preserve">✏️</w:t>
+      </w:r>
+      <w:r>
+        <w:t xml:space="preserve"> </w:t>
+      </w:r>
+      <w:r>
+        <w:rPr>
+          <w:bCs/>
+          <w:b/>
+        </w:rPr>
         <w:t xml:space="preserve">Réponse :</w:t>
       </w:r>
       <w:r>
         <w:t xml:space="preserve"> </w:t>
       </w:r>
       <w:r>
-        <w:t xml:space="preserve">l’article est conservé, car la base de données est stockée dans le volume</w:t>
+        <w:t xml:space="preserve">le volume Docker</w:t>
       </w:r>
       <w:r>
         <w:t xml:space="preserve"> </w:t>
@@ -2520,25 +2814,25 @@
         <w:t xml:space="preserve">mysqldata</w:t>
       </w:r>
       <w:r>
-        <w:t xml:space="preserve">, indépendant du cycle de vie du conteneur.</w:t>
-      </w:r>
-    </w:p>
-    <w:p>
-      <w:pPr>
-        <w:pStyle w:val="FirstParagraph"/>
-      </w:pPr>
-      <w:r>
-        <w:t xml:space="preserve">Persistance des données avec volume</w:t>
-      </w:r>
-      <w:r>
-        <w:t xml:space="preserve"> </w:t>
-      </w:r>
-      <w:r>
-        <w:rPr>
-          <w:iCs/>
-          <w:i/>
-        </w:rPr>
-        <w:t xml:space="preserve">Figure 8 : Données conservées après recréation du conteneur grâce au volume</w:t>
+        <w:t xml:space="preserve"> </w:t>
+      </w:r>
+      <w:r>
+        <w:t xml:space="preserve">est monté dans</w:t>
+      </w:r>
+      <w:r>
+        <w:t xml:space="preserve"> </w:t>
+      </w:r>
+      <w:r>
+        <w:rPr>
+          <w:rStyle w:val="VerbatimChar"/>
+        </w:rPr>
+        <w:t xml:space="preserve">/var/lib/mysql</w:t>
+      </w:r>
+      <w:r>
+        <w:t xml:space="preserve"> </w:t>
+      </w:r>
+      <w:r>
+        <w:t xml:space="preserve">du conteneur, ce qui rend les données MariaDB persistantes.</w:t>
       </w:r>
     </w:p>
     <w:p>
@@ -2548,24 +2842,14 @@
         </w:pict>
       </w:r>
     </w:p>
-    <w:bookmarkEnd w:id="29"/>
-    <w:bookmarkEnd w:id="30"/>
-    <w:bookmarkStart w:id="32" w:name="partie-3-manipulation-du-réseau"/>
-    <w:p>
-      <w:pPr>
-        <w:pStyle w:val="Heading2"/>
-      </w:pPr>
-      <w:r>
-        <w:t xml:space="preserve">Partie 3 : Manipulation du Réseau</w:t>
-      </w:r>
-    </w:p>
-    <w:bookmarkStart w:id="31" w:name="i.-vérification-du-réseau-docker"/>
+    <w:bookmarkEnd w:id="58"/>
+    <w:bookmarkStart w:id="65" w:name="Xa1056f37bb4508588b6904e51330632852e2e93"/>
     <w:p>
       <w:pPr>
         <w:pStyle w:val="Heading3"/>
       </w:pPr>
       <w:r>
-        <w:t xml:space="preserve">I. Vérification du réseau Docker</w:t>
+        <w:t xml:space="preserve">II. Vérification de la persistance avec volume</w:t>
       </w:r>
     </w:p>
     <w:p>
@@ -2577,7 +2861,86 @@
         <w:pStyle w:val="Compact"/>
       </w:pPr>
       <w:r>
-        <w:t xml:space="preserve">Lister les réseaux Docker :</w:t>
+        <w:t xml:space="preserve">Ajouter un article via</w:t>
+      </w:r>
+      <w:r>
+        <w:t xml:space="preserve"> </w:t>
+      </w:r>
+      <w:r>
+        <w:rPr>
+          <w:rStyle w:val="VerbatimChar"/>
+        </w:rPr>
+        <w:t xml:space="preserve">http://localhost:8080/</w:t>
+      </w:r>
+      <w:r>
+        <w:t xml:space="preserve">.</w:t>
+      </w:r>
+      <w:r>
+        <w:t xml:space="preserve"> </w:t>
+      </w:r>
+      <w:r>
+        <w:drawing>
+          <wp:inline>
+            <wp:extent cx="5334000" cy="2658554"/>
+            <wp:effectExtent b="0" l="0" r="0" t="0"/>
+            <wp:docPr descr="alt text" title="" id="60" name="Picture"/>
+            <a:graphic>
+              <a:graphicData uri="http://schemas.openxmlformats.org/drawingml/2006/picture">
+                <pic:pic>
+                  <pic:nvPicPr>
+                    <pic:cNvPr descr="image-14.png" id="61" name="Picture"/>
+                    <pic:cNvPicPr>
+                      <a:picLocks noChangeArrowheads="1" noChangeAspect="1"/>
+                    </pic:cNvPicPr>
+                  </pic:nvPicPr>
+                  <pic:blipFill>
+                    <a:blip r:embed="rId59"/>
+                    <a:stretch>
+                      <a:fillRect/>
+                    </a:stretch>
+                  </pic:blipFill>
+                  <pic:spPr bwMode="auto">
+                    <a:xfrm>
+                      <a:off x="0" y="0"/>
+                      <a:ext cx="5334000" cy="2658554"/>
+                    </a:xfrm>
+                    <a:prstGeom prst="rect">
+                      <a:avLst/>
+                    </a:prstGeom>
+                    <a:noFill/>
+                    <a:ln w="9525">
+                      <a:noFill/>
+                      <a:headEnd/>
+                      <a:tailEnd/>
+                    </a:ln>
+                  </pic:spPr>
+                </pic:pic>
+              </a:graphicData>
+            </a:graphic>
+          </wp:inline>
+        </w:drawing>
+      </w:r>
+      <w:r>
+        <w:t xml:space="preserve"> </w:t>
+      </w:r>
+      <w:r>
+        <w:rPr>
+          <w:iCs/>
+          <w:i/>
+        </w:rPr>
+        <w:t xml:space="preserve">Figure 11 : Ajout d’un article via l’application (avec volume monté)</w:t>
+      </w:r>
+    </w:p>
+    <w:p>
+      <w:pPr>
+        <w:numPr>
+          <w:ilvl w:val="0"/>
+          <w:numId w:val="1019"/>
+        </w:numPr>
+        <w:pStyle w:val="Compact"/>
+      </w:pPr>
+      <w:r>
+        <w:t xml:space="preserve">Détruire puis recréer le conteneur avec le même volume :</w:t>
       </w:r>
     </w:p>
     <w:p>
@@ -2594,7 +2957,85 @@
         <w:rPr>
           <w:rStyle w:val="NormalTok"/>
         </w:rPr>
-        <w:t xml:space="preserve"> network ls</w:t>
+        <w:t xml:space="preserve"> stop my_lamp_c</w:t>
+      </w:r>
+      <w:r>
+        <w:br/>
+      </w:r>
+      <w:r>
+        <w:rPr>
+          <w:rStyle w:val="ExtensionTok"/>
+        </w:rPr>
+        <w:t xml:space="preserve">docker</w:t>
+      </w:r>
+      <w:r>
+        <w:rPr>
+          <w:rStyle w:val="NormalTok"/>
+        </w:rPr>
+        <w:t xml:space="preserve"> rm my_lamp_c</w:t>
+      </w:r>
+      <w:r>
+        <w:br/>
+      </w:r>
+      <w:r>
+        <w:rPr>
+          <w:rStyle w:val="ExtensionTok"/>
+        </w:rPr>
+        <w:t xml:space="preserve">docker</w:t>
+      </w:r>
+      <w:r>
+        <w:rPr>
+          <w:rStyle w:val="NormalTok"/>
+        </w:rPr>
+        <w:t xml:space="preserve"> run </w:t>
+      </w:r>
+      <w:r>
+        <w:rPr>
+          <w:rStyle w:val="AttributeTok"/>
+        </w:rPr>
+        <w:t xml:space="preserve">-d</w:t>
+      </w:r>
+      <w:r>
+        <w:rPr>
+          <w:rStyle w:val="NormalTok"/>
+        </w:rPr>
+        <w:t xml:space="preserve"> </w:t>
+      </w:r>
+      <w:r>
+        <w:rPr>
+          <w:rStyle w:val="AttributeTok"/>
+        </w:rPr>
+        <w:t xml:space="preserve">--name</w:t>
+      </w:r>
+      <w:r>
+        <w:rPr>
+          <w:rStyle w:val="NormalTok"/>
+        </w:rPr>
+        <w:t xml:space="preserve"> my_lamp_c </w:t>
+      </w:r>
+      <w:r>
+        <w:rPr>
+          <w:rStyle w:val="AttributeTok"/>
+        </w:rPr>
+        <w:t xml:space="preserve">-v</w:t>
+      </w:r>
+      <w:r>
+        <w:rPr>
+          <w:rStyle w:val="NormalTok"/>
+        </w:rPr>
+        <w:t xml:space="preserve"> mysqldata:/var/lib/mysql </w:t>
+      </w:r>
+      <w:r>
+        <w:rPr>
+          <w:rStyle w:val="AttributeTok"/>
+        </w:rPr>
+        <w:t xml:space="preserve">-p</w:t>
+      </w:r>
+      <w:r>
+        <w:rPr>
+          <w:rStyle w:val="NormalTok"/>
+        </w:rPr>
+        <w:t xml:space="preserve"> 8080:80 my_lamp</w:t>
       </w:r>
     </w:p>
     <w:p>
@@ -2606,36 +3047,139 @@
         <w:pStyle w:val="Compact"/>
       </w:pPr>
       <w:r>
-        <w:t xml:space="preserve">Donner l’adresse IP de la machine hôte.</w:t>
-      </w:r>
-    </w:p>
-    <w:p>
-      <w:pPr>
-        <w:numPr>
-          <w:ilvl w:val="0"/>
-          <w:numId w:val="1020"/>
-        </w:numPr>
-        <w:pStyle w:val="Compact"/>
-      </w:pPr>
-      <w:r>
-        <w:t xml:space="preserve">Afficher l’adresse IP du conteneur :</w:t>
-      </w:r>
-    </w:p>
-    <w:p>
-      <w:pPr>
-        <w:pStyle w:val="SourceCode"/>
-      </w:pPr>
-      <w:r>
-        <w:rPr>
-          <w:rStyle w:val="ExtensionTok"/>
-        </w:rPr>
-        <w:t xml:space="preserve">docker</w:t>
-      </w:r>
-      <w:r>
-        <w:rPr>
-          <w:rStyle w:val="NormalTok"/>
-        </w:rPr>
-        <w:t xml:space="preserve"> exec my_lamp_c ip add</w:t>
+        <w:t xml:space="preserve">Vérifier l’existence de l’article ajouté.</w:t>
+      </w:r>
+    </w:p>
+    <w:p>
+      <w:pPr>
+        <w:pStyle w:val="FirstParagraph"/>
+      </w:pPr>
+      <w:r>
+        <w:rPr>
+          <w:bCs/>
+          <w:b/>
+        </w:rPr>
+        <w:t xml:space="preserve">Expliquez le résultat :</w:t>
+      </w:r>
+    </w:p>
+    <w:p>
+      <w:pPr>
+        <w:pStyle w:val="BlockText"/>
+      </w:pPr>
+      <w:r>
+        <w:t xml:space="preserve">✏️</w:t>
+      </w:r>
+      <w:r>
+        <w:t xml:space="preserve"> </w:t>
+      </w:r>
+      <w:r>
+        <w:rPr>
+          <w:bCs/>
+          <w:b/>
+        </w:rPr>
+        <w:t xml:space="preserve">Réponse :</w:t>
+      </w:r>
+      <w:r>
+        <w:t xml:space="preserve"> </w:t>
+      </w:r>
+      <w:r>
+        <w:t xml:space="preserve">l’article est conservé, car la base de données est stockée dans le volume</w:t>
+      </w:r>
+      <w:r>
+        <w:t xml:space="preserve"> </w:t>
+      </w:r>
+      <w:r>
+        <w:rPr>
+          <w:rStyle w:val="VerbatimChar"/>
+        </w:rPr>
+        <w:t xml:space="preserve">mysqldata</w:t>
+      </w:r>
+      <w:r>
+        <w:t xml:space="preserve">, indépendant du cycle de vie du conteneur.</w:t>
+      </w:r>
+    </w:p>
+    <w:p>
+      <w:pPr>
+        <w:pStyle w:val="FirstParagraph"/>
+      </w:pPr>
+      <w:r>
+        <w:drawing>
+          <wp:inline>
+            <wp:extent cx="5334000" cy="2674142"/>
+            <wp:effectExtent b="0" l="0" r="0" t="0"/>
+            <wp:docPr descr="alt text" title="" id="63" name="Picture"/>
+            <a:graphic>
+              <a:graphicData uri="http://schemas.openxmlformats.org/drawingml/2006/picture">
+                <pic:pic>
+                  <pic:nvPicPr>
+                    <pic:cNvPr descr="image-15.png" id="64" name="Picture"/>
+                    <pic:cNvPicPr>
+                      <a:picLocks noChangeArrowheads="1" noChangeAspect="1"/>
+                    </pic:cNvPicPr>
+                  </pic:nvPicPr>
+                  <pic:blipFill>
+                    <a:blip r:embed="rId62"/>
+                    <a:stretch>
+                      <a:fillRect/>
+                    </a:stretch>
+                  </pic:blipFill>
+                  <pic:spPr bwMode="auto">
+                    <a:xfrm>
+                      <a:off x="0" y="0"/>
+                      <a:ext cx="5334000" cy="2674142"/>
+                    </a:xfrm>
+                    <a:prstGeom prst="rect">
+                      <a:avLst/>
+                    </a:prstGeom>
+                    <a:noFill/>
+                    <a:ln w="9525">
+                      <a:noFill/>
+                      <a:headEnd/>
+                      <a:tailEnd/>
+                    </a:ln>
+                  </pic:spPr>
+                </pic:pic>
+              </a:graphicData>
+            </a:graphic>
+          </wp:inline>
+        </w:drawing>
+      </w:r>
+      <w:r>
+        <w:t xml:space="preserve"> </w:t>
+      </w:r>
+      <w:r>
+        <w:rPr>
+          <w:iCs/>
+          <w:i/>
+        </w:rPr>
+        <w:t xml:space="preserve">Figure 12 : Données conservées après recréation du conteneur grâce au volume</w:t>
+      </w:r>
+    </w:p>
+    <w:p>
+      <w:r>
+        <w:pict>
+          <v:rect style="width:0;height:1.5pt" o:hralign="center" o:hrstd="t" o:hr="t"/>
+        </w:pict>
+      </w:r>
+    </w:p>
+    <w:bookmarkEnd w:id="65"/>
+    <w:bookmarkEnd w:id="66"/>
+    <w:bookmarkStart w:id="80" w:name="partie-3-manipulation-du-réseau"/>
+    <w:p>
+      <w:pPr>
+        <w:pStyle w:val="Heading2"/>
+      </w:pPr>
+      <w:r>
+        <w:t xml:space="preserve">Partie 3 : Manipulation du Réseau</w:t>
+      </w:r>
+    </w:p>
+    <w:bookmarkStart w:id="79" w:name="i.-vérification-du-réseau-docker"/>
+    <w:p>
+      <w:pPr>
+        <w:pStyle w:val="Heading3"/>
+      </w:pPr>
+      <w:r>
+        <w:t xml:space="preserve">I. Vérification du réseau Docker</w:t>
       </w:r>
     </w:p>
     <w:p>
@@ -2647,7 +3191,24 @@
         <w:pStyle w:val="Compact"/>
       </w:pPr>
       <w:r>
-        <w:t xml:space="preserve">Vérifier qu’ils sont sur le même réseau bridge.</w:t>
+        <w:t xml:space="preserve">Lister les réseaux Docker :</w:t>
+      </w:r>
+    </w:p>
+    <w:p>
+      <w:pPr>
+        <w:pStyle w:val="SourceCode"/>
+      </w:pPr>
+      <w:r>
+        <w:rPr>
+          <w:rStyle w:val="ExtensionTok"/>
+        </w:rPr>
+        <w:t xml:space="preserve">docker</w:t>
+      </w:r>
+      <w:r>
+        <w:rPr>
+          <w:rStyle w:val="NormalTok"/>
+        </w:rPr>
+        <w:t xml:space="preserve"> network ls</w:t>
       </w:r>
     </w:p>
     <w:p>
@@ -2655,72 +3216,60 @@
         <w:pStyle w:val="FirstParagraph"/>
       </w:pPr>
       <w:r>
-        <w:rPr>
-          <w:bCs/>
-          <w:b/>
-        </w:rPr>
-        <w:t xml:space="preserve">Interprétation :</w:t>
-      </w:r>
-    </w:p>
-    <w:p>
-      <w:pPr>
-        <w:pStyle w:val="BlockText"/>
-      </w:pPr>
-      <w:r>
-        <w:t xml:space="preserve">✏️</w:t>
-      </w:r>
-      <w:r>
-        <w:t xml:space="preserve"> </w:t>
-      </w:r>
-      <w:r>
-        <w:rPr>
-          <w:bCs/>
-          <w:b/>
-        </w:rPr>
-        <w:t xml:space="preserve">Réponse :</w:t>
-      </w:r>
-      <w:r>
-        <w:t xml:space="preserve"> </w:t>
-      </w:r>
-      <w:r>
-        <w:t xml:space="preserve">le conteneur est attaché au réseau bridge Docker (interface</w:t>
-      </w:r>
-      <w:r>
-        <w:t xml:space="preserve"> </w:t>
+        <w:drawing>
+          <wp:inline>
+            <wp:extent cx="5334000" cy="1575563"/>
+            <wp:effectExtent b="0" l="0" r="0" t="0"/>
+            <wp:docPr descr="alt text" title="" id="68" name="Picture"/>
+            <a:graphic>
+              <a:graphicData uri="http://schemas.openxmlformats.org/drawingml/2006/picture">
+                <pic:pic>
+                  <pic:nvPicPr>
+                    <pic:cNvPr descr="image-16.png" id="69" name="Picture"/>
+                    <pic:cNvPicPr>
+                      <a:picLocks noChangeArrowheads="1" noChangeAspect="1"/>
+                    </pic:cNvPicPr>
+                  </pic:nvPicPr>
+                  <pic:blipFill>
+                    <a:blip r:embed="rId67"/>
+                    <a:stretch>
+                      <a:fillRect/>
+                    </a:stretch>
+                  </pic:blipFill>
+                  <pic:spPr bwMode="auto">
+                    <a:xfrm>
+                      <a:off x="0" y="0"/>
+                      <a:ext cx="5334000" cy="1575563"/>
+                    </a:xfrm>
+                    <a:prstGeom prst="rect">
+                      <a:avLst/>
+                    </a:prstGeom>
+                    <a:noFill/>
+                    <a:ln w="9525">
+                      <a:noFill/>
+                      <a:headEnd/>
+                      <a:tailEnd/>
+                    </a:ln>
+                  </pic:spPr>
+                </pic:pic>
+              </a:graphicData>
+            </a:graphic>
+          </wp:inline>
+        </w:drawing>
+      </w:r>
+      <w:r>
+        <w:t xml:space="preserve"> </w:t>
+      </w:r>
+      <w:r>
+        <w:rPr>
+          <w:iCs/>
+          <w:i/>
+        </w:rPr>
+        <w:t xml:space="preserve">Figure 13 : Liste des réseaux Docker (</w:t>
       </w:r>
       <w:r>
         <w:rPr>
           <w:rStyle w:val="VerbatimChar"/>
-        </w:rPr>
-        <w:t xml:space="preserve">docker0</w:t>
-      </w:r>
-      <w:r>
-        <w:t xml:space="preserve"> </w:t>
-      </w:r>
-      <w:r>
-        <w:t xml:space="preserve">côté hôte) et reçoit une IP privée de ce sous-réseau.</w:t>
-      </w:r>
-    </w:p>
-    <w:p>
-      <w:pPr>
-        <w:pStyle w:val="FirstParagraph"/>
-      </w:pPr>
-      <w:r>
-        <w:t xml:space="preserve">Réseaux Docker</w:t>
-      </w:r>
-      <w:r>
-        <w:t xml:space="preserve"> </w:t>
-      </w:r>
-      <w:r>
-        <w:rPr>
-          <w:iCs/>
-          <w:i/>
-        </w:rPr>
-        <w:t xml:space="preserve">Figure 9 : Liste des réseaux Docker (</w:t>
-      </w:r>
-      <w:r>
-        <w:rPr>
-          <w:rStyle w:val="VerbatimChar"/>
           <w:iCs/>
           <w:i/>
         </w:rPr>
@@ -2732,80 +3281,6 @@
           <w:i/>
         </w:rPr>
         <w:t xml:space="preserve">)</w:t>
-      </w:r>
-    </w:p>
-    <w:p>
-      <w:pPr>
-        <w:pStyle w:val="BodyText"/>
-      </w:pPr>
-      <w:r>
-        <w:t xml:space="preserve">Adresse IP du conteneur</w:t>
-      </w:r>
-      <w:r>
-        <w:t xml:space="preserve"> </w:t>
-      </w:r>
-      <w:r>
-        <w:rPr>
-          <w:iCs/>
-          <w:i/>
-        </w:rPr>
-        <w:t xml:space="preserve">Figure 10 : Adresse IP de</w:t>
-      </w:r>
-      <w:r>
-        <w:rPr>
-          <w:iCs/>
-          <w:i/>
-        </w:rPr>
-        <w:t xml:space="preserve"> </w:t>
-      </w:r>
-      <w:r>
-        <w:rPr>
-          <w:rStyle w:val="VerbatimChar"/>
-          <w:iCs/>
-          <w:i/>
-        </w:rPr>
-        <w:t xml:space="preserve">my_lamp_c</w:t>
-      </w:r>
-      <w:r>
-        <w:rPr>
-          <w:iCs/>
-          <w:i/>
-        </w:rPr>
-        <w:t xml:space="preserve"> </w:t>
-      </w:r>
-      <w:r>
-        <w:rPr>
-          <w:iCs/>
-          <w:i/>
-        </w:rPr>
-        <w:t xml:space="preserve">sur le réseau bridge</w:t>
-      </w:r>
-    </w:p>
-    <w:p>
-      <w:r>
-        <w:pict>
-          <v:rect style="width:0;height:1.5pt" o:hralign="center" o:hrstd="t" o:hr="t"/>
-        </w:pict>
-      </w:r>
-    </w:p>
-    <w:bookmarkEnd w:id="31"/>
-    <w:bookmarkEnd w:id="32"/>
-    <w:bookmarkStart w:id="35" w:name="X98716c3f2852275d2e14251b8f994c27138affc"/>
-    <w:p>
-      <w:pPr>
-        <w:pStyle w:val="Heading2"/>
-      </w:pPr>
-      <w:r>
-        <w:t xml:space="preserve">Partie 4 : Publier son image dans Docker Hub</w:t>
-      </w:r>
-    </w:p>
-    <w:bookmarkStart w:id="33" w:name="i.-connexion-et-préparation"/>
-    <w:p>
-      <w:pPr>
-        <w:pStyle w:val="Heading3"/>
-      </w:pPr>
-      <w:r>
-        <w:t xml:space="preserve">I. Connexion et préparation</w:t>
       </w:r>
     </w:p>
     <w:p>
@@ -2817,19 +3292,62 @@
         <w:pStyle w:val="Compact"/>
       </w:pPr>
       <w:r>
-        <w:t xml:space="preserve">Créer un repository public sur</w:t>
-      </w:r>
-      <w:r>
-        <w:t xml:space="preserve"> </w:t>
-      </w:r>
-      <w:r>
-        <w:rPr>
-          <w:rStyle w:val="VerbatimChar"/>
-        </w:rPr>
-        <w:t xml:space="preserve">https://hub.docker.com/</w:t>
-      </w:r>
-      <w:r>
-        <w:t xml:space="preserve">.</w:t>
+        <w:t xml:space="preserve">Donner l’adresse IP de la machine hôte.</w:t>
+      </w:r>
+      <w:r>
+        <w:t xml:space="preserve"> </w:t>
+      </w:r>
+      <w:r>
+        <w:drawing>
+          <wp:inline>
+            <wp:extent cx="5334000" cy="1357849"/>
+            <wp:effectExtent b="0" l="0" r="0" t="0"/>
+            <wp:docPr descr="alt text" title="" id="71" name="Picture"/>
+            <a:graphic>
+              <a:graphicData uri="http://schemas.openxmlformats.org/drawingml/2006/picture">
+                <pic:pic>
+                  <pic:nvPicPr>
+                    <pic:cNvPr descr="image-18.png" id="72" name="Picture"/>
+                    <pic:cNvPicPr>
+                      <a:picLocks noChangeArrowheads="1" noChangeAspect="1"/>
+                    </pic:cNvPicPr>
+                  </pic:nvPicPr>
+                  <pic:blipFill>
+                    <a:blip r:embed="rId70"/>
+                    <a:stretch>
+                      <a:fillRect/>
+                    </a:stretch>
+                  </pic:blipFill>
+                  <pic:spPr bwMode="auto">
+                    <a:xfrm>
+                      <a:off x="0" y="0"/>
+                      <a:ext cx="5334000" cy="1357849"/>
+                    </a:xfrm>
+                    <a:prstGeom prst="rect">
+                      <a:avLst/>
+                    </a:prstGeom>
+                    <a:noFill/>
+                    <a:ln w="9525">
+                      <a:noFill/>
+                      <a:headEnd/>
+                      <a:tailEnd/>
+                    </a:ln>
+                  </pic:spPr>
+                </pic:pic>
+              </a:graphicData>
+            </a:graphic>
+          </wp:inline>
+        </w:drawing>
+      </w:r>
+      <w:r>
+        <w:t xml:space="preserve"> </w:t>
+      </w:r>
+      <w:r>
+        <w:rPr>
+          <w:iCs/>
+          <w:i/>
+        </w:rPr>
+        <w:t xml:space="preserve">Figure 14 : Adresse IP de la machine hôte (extrait)</w:t>
       </w:r>
     </w:p>
     <w:p>
@@ -2841,7 +3359,7 @@
         <w:pStyle w:val="Compact"/>
       </w:pPr>
       <w:r>
-        <w:t xml:space="preserve">Se connecter depuis le terminal :</w:t>
+        <w:t xml:space="preserve">Afficher l’adresse IP du conteneur :</w:t>
       </w:r>
     </w:p>
     <w:p>
@@ -2858,7 +3376,93 @@
         <w:rPr>
           <w:rStyle w:val="NormalTok"/>
         </w:rPr>
-        <w:t xml:space="preserve"> login</w:t>
+        <w:t xml:space="preserve"> exec my_lamp_c ip add</w:t>
+      </w:r>
+    </w:p>
+    <w:p>
+      <w:pPr>
+        <w:pStyle w:val="FirstParagraph"/>
+      </w:pPr>
+      <w:r>
+        <w:drawing>
+          <wp:inline>
+            <wp:extent cx="5334000" cy="1357849"/>
+            <wp:effectExtent b="0" l="0" r="0" t="0"/>
+            <wp:docPr descr="alt text" title="" id="74" name="Picture"/>
+            <a:graphic>
+              <a:graphicData uri="http://schemas.openxmlformats.org/drawingml/2006/picture">
+                <pic:pic>
+                  <pic:nvPicPr>
+                    <pic:cNvPr descr="image-17.png" id="75" name="Picture"/>
+                    <pic:cNvPicPr>
+                      <a:picLocks noChangeArrowheads="1" noChangeAspect="1"/>
+                    </pic:cNvPicPr>
+                  </pic:nvPicPr>
+                  <pic:blipFill>
+                    <a:blip r:embed="rId73"/>
+                    <a:stretch>
+                      <a:fillRect/>
+                    </a:stretch>
+                  </pic:blipFill>
+                  <pic:spPr bwMode="auto">
+                    <a:xfrm>
+                      <a:off x="0" y="0"/>
+                      <a:ext cx="5334000" cy="1357849"/>
+                    </a:xfrm>
+                    <a:prstGeom prst="rect">
+                      <a:avLst/>
+                    </a:prstGeom>
+                    <a:noFill/>
+                    <a:ln w="9525">
+                      <a:noFill/>
+                      <a:headEnd/>
+                      <a:tailEnd/>
+                    </a:ln>
+                  </pic:spPr>
+                </pic:pic>
+              </a:graphicData>
+            </a:graphic>
+          </wp:inline>
+        </w:drawing>
+      </w:r>
+      <w:r>
+        <w:t xml:space="preserve"> </w:t>
+      </w:r>
+      <w:r>
+        <w:rPr>
+          <w:iCs/>
+          <w:i/>
+        </w:rPr>
+        <w:t xml:space="preserve">Figure 15 : Adresse IP du conteneur</w:t>
+      </w:r>
+      <w:r>
+        <w:rPr>
+          <w:iCs/>
+          <w:i/>
+        </w:rPr>
+        <w:t xml:space="preserve"> </w:t>
+      </w:r>
+      <w:r>
+        <w:rPr>
+          <w:rStyle w:val="VerbatimChar"/>
+          <w:iCs/>
+          <w:i/>
+        </w:rPr>
+        <w:t xml:space="preserve">my_lamp_c</w:t>
+      </w:r>
+      <w:r>
+        <w:rPr>
+          <w:iCs/>
+          <w:i/>
+        </w:rPr>
+        <w:t xml:space="preserve"> </w:t>
+      </w:r>
+      <w:r>
+        <w:rPr>
+          <w:iCs/>
+          <w:i/>
+        </w:rPr>
+        <w:t xml:space="preserve">sur le réseau bridge</w:t>
       </w:r>
     </w:p>
     <w:p>
@@ -2870,24 +3474,126 @@
         <w:pStyle w:val="Compact"/>
       </w:pPr>
       <w:r>
-        <w:t xml:space="preserve">Vérifier la présence de l’image locale :</w:t>
-      </w:r>
-    </w:p>
-    <w:p>
-      <w:pPr>
-        <w:pStyle w:val="SourceCode"/>
-      </w:pPr>
-      <w:r>
-        <w:rPr>
-          <w:rStyle w:val="ExtensionTok"/>
-        </w:rPr>
-        <w:t xml:space="preserve">docker</w:t>
-      </w:r>
-      <w:r>
-        <w:rPr>
-          <w:rStyle w:val="NormalTok"/>
-        </w:rPr>
-        <w:t xml:space="preserve"> images</w:t>
+        <w:t xml:space="preserve">Vérifier qu’ils sont sur le même réseau bridge.</w:t>
+      </w:r>
+      <w:r>
+        <w:t xml:space="preserve"> </w:t>
+      </w:r>
+      <w:r>
+        <w:drawing>
+          <wp:inline>
+            <wp:extent cx="5334000" cy="5310758"/>
+            <wp:effectExtent b="0" l="0" r="0" t="0"/>
+            <wp:docPr descr="alt text" title="" id="77" name="Picture"/>
+            <a:graphic>
+              <a:graphicData uri="http://schemas.openxmlformats.org/drawingml/2006/picture">
+                <pic:pic>
+                  <pic:nvPicPr>
+                    <pic:cNvPr descr="image-19.png" id="78" name="Picture"/>
+                    <pic:cNvPicPr>
+                      <a:picLocks noChangeArrowheads="1" noChangeAspect="1"/>
+                    </pic:cNvPicPr>
+                  </pic:nvPicPr>
+                  <pic:blipFill>
+                    <a:blip r:embed="rId76"/>
+                    <a:stretch>
+                      <a:fillRect/>
+                    </a:stretch>
+                  </pic:blipFill>
+                  <pic:spPr bwMode="auto">
+                    <a:xfrm>
+                      <a:off x="0" y="0"/>
+                      <a:ext cx="5334000" cy="5310758"/>
+                    </a:xfrm>
+                    <a:prstGeom prst="rect">
+                      <a:avLst/>
+                    </a:prstGeom>
+                    <a:noFill/>
+                    <a:ln w="9525">
+                      <a:noFill/>
+                      <a:headEnd/>
+                      <a:tailEnd/>
+                    </a:ln>
+                  </pic:spPr>
+                </pic:pic>
+              </a:graphicData>
+            </a:graphic>
+          </wp:inline>
+        </w:drawing>
+      </w:r>
+      <w:r>
+        <w:t xml:space="preserve"> </w:t>
+      </w:r>
+      <w:r>
+        <w:rPr>
+          <w:iCs/>
+          <w:i/>
+        </w:rPr>
+        <w:t xml:space="preserve">Figure 16 : Vérification du réseau bridge et correspondance des subnets</w:t>
+      </w:r>
+      <w:r>
+        <w:t xml:space="preserve"> </w:t>
+      </w:r>
+      <w:r>
+        <w:t xml:space="preserve">&gt; ✏️</w:t>
+      </w:r>
+      <w:r>
+        <w:t xml:space="preserve"> </w:t>
+      </w:r>
+      <w:r>
+        <w:rPr>
+          <w:bCs/>
+          <w:b/>
+        </w:rPr>
+        <w:t xml:space="preserve">Réponse :</w:t>
+      </w:r>
+      <w:r>
+        <w:t xml:space="preserve"> </w:t>
+      </w:r>
+      <w:r>
+        <w:t xml:space="preserve">le conteneur est attaché au réseau bridge Docker (interface</w:t>
+      </w:r>
+      <w:r>
+        <w:t xml:space="preserve"> </w:t>
+      </w:r>
+      <w:r>
+        <w:rPr>
+          <w:rStyle w:val="VerbatimChar"/>
+        </w:rPr>
+        <w:t xml:space="preserve">docker0</w:t>
+      </w:r>
+      <w:r>
+        <w:t xml:space="preserve"> </w:t>
+      </w:r>
+      <w:r>
+        <w:t xml:space="preserve">côté hôte) et reçoit une IP privée de ce sous-réseau.</w:t>
+      </w:r>
+    </w:p>
+    <w:p>
+      <w:r>
+        <w:pict>
+          <v:rect style="width:0;height:1.5pt" o:hralign="center" o:hrstd="t" o:hr="t"/>
+        </w:pict>
+      </w:r>
+    </w:p>
+    <w:bookmarkEnd w:id="79"/>
+    <w:bookmarkEnd w:id="80"/>
+    <w:bookmarkStart w:id="98" w:name="X98716c3f2852275d2e14251b8f994c27138affc"/>
+    <w:p>
+      <w:pPr>
+        <w:pStyle w:val="Heading2"/>
+      </w:pPr>
+      <w:r>
+        <w:t xml:space="preserve">Partie 4 : Publier son image dans Docker Hub</w:t>
+      </w:r>
+    </w:p>
+    <w:bookmarkStart w:id="90" w:name="i.-connexion-et-préparation"/>
+    <w:p>
+      <w:pPr>
+        <w:pStyle w:val="Heading3"/>
+      </w:pPr>
+      <w:r>
+        <w:t xml:space="preserve">I. Connexion et préparation</w:t>
       </w:r>
     </w:p>
     <w:p>
@@ -2899,7 +3605,31 @@
         <w:pStyle w:val="Compact"/>
       </w:pPr>
       <w:r>
-        <w:t xml:space="preserve">Tagger l’image :</w:t>
+        <w:t xml:space="preserve">Créer un repository public sur</w:t>
+      </w:r>
+      <w:r>
+        <w:t xml:space="preserve"> </w:t>
+      </w:r>
+      <w:r>
+        <w:rPr>
+          <w:rStyle w:val="VerbatimChar"/>
+        </w:rPr>
+        <w:t xml:space="preserve">https://hub.docker.com/</w:t>
+      </w:r>
+      <w:r>
+        <w:t xml:space="preserve">.</w:t>
+      </w:r>
+    </w:p>
+    <w:p>
+      <w:pPr>
+        <w:numPr>
+          <w:ilvl w:val="0"/>
+          <w:numId w:val="1024"/>
+        </w:numPr>
+        <w:pStyle w:val="Compact"/>
+      </w:pPr>
+      <w:r>
+        <w:t xml:space="preserve">Se connecter depuis le terminal :</w:t>
       </w:r>
     </w:p>
     <w:p>
@@ -2916,55 +3646,79 @@
         <w:rPr>
           <w:rStyle w:val="NormalTok"/>
         </w:rPr>
-        <w:t xml:space="preserve"> tag my_lamp </w:t>
-      </w:r>
-      <w:r>
-        <w:rPr>
-          <w:rStyle w:val="OperatorTok"/>
-        </w:rPr>
-        <w:t xml:space="preserve">&lt;</w:t>
-      </w:r>
-      <w:r>
-        <w:rPr>
-          <w:rStyle w:val="NormalTok"/>
-        </w:rPr>
-        <w:t xml:space="preserve">HUB-USER</w:t>
-      </w:r>
-      <w:r>
-        <w:rPr>
-          <w:rStyle w:val="OperatorTok"/>
-        </w:rPr>
-        <w:t xml:space="preserve">&gt;</w:t>
-      </w:r>
-      <w:r>
-        <w:rPr>
-          <w:rStyle w:val="NormalTok"/>
-        </w:rPr>
-        <w:t xml:space="preserve">/</w:t>
-      </w:r>
-      <w:r>
-        <w:rPr>
-          <w:rStyle w:val="OperatorTok"/>
-        </w:rPr>
-        <w:t xml:space="preserve">&lt;</w:t>
-      </w:r>
-      <w:r>
-        <w:rPr>
-          <w:rStyle w:val="NormalTok"/>
-        </w:rPr>
-        <w:t xml:space="preserve">REPONAME</w:t>
-      </w:r>
-      <w:r>
-        <w:rPr>
-          <w:rStyle w:val="OperatorTok"/>
-        </w:rPr>
-        <w:t xml:space="preserve">&gt;</w:t>
-      </w:r>
-      <w:r>
-        <w:rPr>
-          <w:rStyle w:val="NormalTok"/>
-        </w:rPr>
-        <w:t xml:space="preserve">:first</w:t>
+        <w:t xml:space="preserve"> login</w:t>
+      </w:r>
+    </w:p>
+    <w:p>
+      <w:pPr>
+        <w:pStyle w:val="FirstParagraph"/>
+      </w:pPr>
+      <w:r>
+        <w:drawing>
+          <wp:inline>
+            <wp:extent cx="5334000" cy="3905354"/>
+            <wp:effectExtent b="0" l="0" r="0" t="0"/>
+            <wp:docPr descr="alt text" title="" id="82" name="Picture"/>
+            <a:graphic>
+              <a:graphicData uri="http://schemas.openxmlformats.org/drawingml/2006/picture">
+                <pic:pic>
+                  <pic:nvPicPr>
+                    <pic:cNvPr descr="image-20.png" id="83" name="Picture"/>
+                    <pic:cNvPicPr>
+                      <a:picLocks noChangeArrowheads="1" noChangeAspect="1"/>
+                    </pic:cNvPicPr>
+                  </pic:nvPicPr>
+                  <pic:blipFill>
+                    <a:blip r:embed="rId81"/>
+                    <a:stretch>
+                      <a:fillRect/>
+                    </a:stretch>
+                  </pic:blipFill>
+                  <pic:spPr bwMode="auto">
+                    <a:xfrm>
+                      <a:off x="0" y="0"/>
+                      <a:ext cx="5334000" cy="3905354"/>
+                    </a:xfrm>
+                    <a:prstGeom prst="rect">
+                      <a:avLst/>
+                    </a:prstGeom>
+                    <a:noFill/>
+                    <a:ln w="9525">
+                      <a:noFill/>
+                      <a:headEnd/>
+                      <a:tailEnd/>
+                    </a:ln>
+                  </pic:spPr>
+                </pic:pic>
+              </a:graphicData>
+            </a:graphic>
+          </wp:inline>
+        </w:drawing>
+      </w:r>
+      <w:r>
+        <w:t xml:space="preserve"> </w:t>
+      </w:r>
+      <w:r>
+        <w:rPr>
+          <w:iCs/>
+          <w:i/>
+        </w:rPr>
+        <w:t xml:space="preserve">Figure 17 : Connexion au compte Docker Hub (</w:t>
+      </w:r>
+      <w:r>
+        <w:rPr>
+          <w:rStyle w:val="VerbatimChar"/>
+          <w:iCs/>
+          <w:i/>
+        </w:rPr>
+        <w:t xml:space="preserve">docker login</w:t>
+      </w:r>
+      <w:r>
+        <w:rPr>
+          <w:iCs/>
+          <w:i/>
+        </w:rPr>
+        <w:t xml:space="preserve">)</w:t>
       </w:r>
     </w:p>
     <w:p>
@@ -2976,7 +3730,7 @@
         <w:pStyle w:val="Compact"/>
       </w:pPr>
       <w:r>
-        <w:t xml:space="preserve">Vérifier le tag :</w:t>
+        <w:t xml:space="preserve">Vérifier la présence de l’image locale :</w:t>
       </w:r>
     </w:p>
     <w:p>
@@ -3001,24 +3755,56 @@
         <w:pStyle w:val="FirstParagraph"/>
       </w:pPr>
       <w:r>
-        <w:t xml:space="preserve">Connexion Docker Hub et tag image</w:t>
-      </w:r>
-      <w:r>
-        <w:t xml:space="preserve"> </w:t>
-      </w:r>
-      <w:r>
-        <w:rPr>
-          <w:iCs/>
-          <w:i/>
-        </w:rPr>
-        <w:t xml:space="preserve">Figure 11 : Connexion à Docker Hub et ajout du tag à</w:t>
-      </w:r>
-      <w:r>
-        <w:rPr>
-          <w:iCs/>
-          <w:i/>
-        </w:rPr>
-        <w:t xml:space="preserve"> </w:t>
+        <w:drawing>
+          <wp:inline>
+            <wp:extent cx="5334000" cy="833613"/>
+            <wp:effectExtent b="0" l="0" r="0" t="0"/>
+            <wp:docPr descr="alt text" title="" id="85" name="Picture"/>
+            <a:graphic>
+              <a:graphicData uri="http://schemas.openxmlformats.org/drawingml/2006/picture">
+                <pic:pic>
+                  <pic:nvPicPr>
+                    <pic:cNvPr descr="image-21.png" id="86" name="Picture"/>
+                    <pic:cNvPicPr>
+                      <a:picLocks noChangeArrowheads="1" noChangeAspect="1"/>
+                    </pic:cNvPicPr>
+                  </pic:nvPicPr>
+                  <pic:blipFill>
+                    <a:blip r:embed="rId84"/>
+                    <a:stretch>
+                      <a:fillRect/>
+                    </a:stretch>
+                  </pic:blipFill>
+                  <pic:spPr bwMode="auto">
+                    <a:xfrm>
+                      <a:off x="0" y="0"/>
+                      <a:ext cx="5334000" cy="833613"/>
+                    </a:xfrm>
+                    <a:prstGeom prst="rect">
+                      <a:avLst/>
+                    </a:prstGeom>
+                    <a:noFill/>
+                    <a:ln w="9525">
+                      <a:noFill/>
+                      <a:headEnd/>
+                      <a:tailEnd/>
+                    </a:ln>
+                  </pic:spPr>
+                </pic:pic>
+              </a:graphicData>
+            </a:graphic>
+          </wp:inline>
+        </w:drawing>
+      </w:r>
+      <w:r>
+        <w:t xml:space="preserve"> </w:t>
+      </w:r>
+      <w:r>
+        <w:rPr>
+          <w:iCs/>
+          <w:i/>
+        </w:rPr>
+        <w:t xml:space="preserve">Figure 18 : Vérification de la présence de l’image locale (</w:t>
       </w:r>
       <w:r>
         <w:rPr>
@@ -3026,173 +3812,14 @@
           <w:iCs/>
           <w:i/>
         </w:rPr>
-        <w:t xml:space="preserve">my_lamp</w:t>
-      </w:r>
-    </w:p>
-    <w:p>
-      <w:r>
-        <w:pict>
-          <v:rect style="width:0;height:1.5pt" o:hralign="center" o:hrstd="t" o:hr="t"/>
-        </w:pict>
-      </w:r>
-    </w:p>
-    <w:bookmarkEnd w:id="33"/>
-    <w:bookmarkStart w:id="34" w:name="ii.-publication"/>
-    <w:p>
-      <w:pPr>
-        <w:pStyle w:val="Heading3"/>
-      </w:pPr>
-      <w:r>
-        <w:t xml:space="preserve">II. Publication</w:t>
-      </w:r>
-    </w:p>
-    <w:p>
-      <w:pPr>
-        <w:pStyle w:val="SourceCode"/>
-      </w:pPr>
-      <w:r>
-        <w:rPr>
-          <w:rStyle w:val="ExtensionTok"/>
-        </w:rPr>
-        <w:t xml:space="preserve">docker</w:t>
-      </w:r>
-      <w:r>
-        <w:rPr>
-          <w:rStyle w:val="NormalTok"/>
-        </w:rPr>
-        <w:t xml:space="preserve"> push </w:t>
-      </w:r>
-      <w:r>
-        <w:rPr>
-          <w:rStyle w:val="OperatorTok"/>
-        </w:rPr>
-        <w:t xml:space="preserve">&lt;</w:t>
-      </w:r>
-      <w:r>
-        <w:rPr>
-          <w:rStyle w:val="NormalTok"/>
-        </w:rPr>
-        <w:t xml:space="preserve">HUB-USER</w:t>
-      </w:r>
-      <w:r>
-        <w:rPr>
-          <w:rStyle w:val="OperatorTok"/>
-        </w:rPr>
-        <w:t xml:space="preserve">&gt;</w:t>
-      </w:r>
-      <w:r>
-        <w:rPr>
-          <w:rStyle w:val="NormalTok"/>
-        </w:rPr>
-        <w:t xml:space="preserve">/</w:t>
-      </w:r>
-      <w:r>
-        <w:rPr>
-          <w:rStyle w:val="OperatorTok"/>
-        </w:rPr>
-        <w:t xml:space="preserve">&lt;</w:t>
-      </w:r>
-      <w:r>
-        <w:rPr>
-          <w:rStyle w:val="NormalTok"/>
-        </w:rPr>
-        <w:t xml:space="preserve">REPONAME</w:t>
-      </w:r>
-      <w:r>
-        <w:rPr>
-          <w:rStyle w:val="OperatorTok"/>
-        </w:rPr>
-        <w:t xml:space="preserve">&gt;</w:t>
-      </w:r>
-      <w:r>
-        <w:rPr>
-          <w:rStyle w:val="NormalTok"/>
-        </w:rPr>
-        <w:t xml:space="preserve">:first</w:t>
-      </w:r>
-    </w:p>
-    <w:p>
-      <w:pPr>
-        <w:pStyle w:val="FirstParagraph"/>
-      </w:pPr>
-      <w:r>
-        <w:rPr>
-          <w:bCs/>
-          <w:b/>
-        </w:rPr>
-        <w:t xml:space="preserve">Vérification :</w:t>
-      </w:r>
-    </w:p>
-    <w:p>
-      <w:pPr>
-        <w:pStyle w:val="BlockText"/>
-      </w:pPr>
-      <w:r>
-        <w:t xml:space="preserve">✏️</w:t>
-      </w:r>
-      <w:r>
-        <w:t xml:space="preserve"> </w:t>
-      </w:r>
-      <w:r>
-        <w:rPr>
-          <w:bCs/>
-          <w:b/>
-        </w:rPr>
-        <w:t xml:space="preserve">Réponse :</w:t>
-      </w:r>
-      <w:r>
-        <w:t xml:space="preserve"> </w:t>
-      </w:r>
-      <w:r>
-        <w:t xml:space="preserve">l’image est visible dans le repository Docker Hub après le</w:t>
-      </w:r>
-      <w:r>
-        <w:t xml:space="preserve"> </w:t>
-      </w:r>
-      <w:r>
-        <w:rPr>
-          <w:rStyle w:val="VerbatimChar"/>
-        </w:rPr>
-        <w:t xml:space="preserve">push</w:t>
-      </w:r>
-      <w:r>
-        <w:t xml:space="preserve">.</w:t>
-      </w:r>
-    </w:p>
-    <w:p>
-      <w:pPr>
-        <w:pStyle w:val="FirstParagraph"/>
-      </w:pPr>
-      <w:r>
-        <w:t xml:space="preserve">Push vers Docker Hub</w:t>
-      </w:r>
-      <w:r>
-        <w:t xml:space="preserve"> </w:t>
-      </w:r>
-      <w:r>
-        <w:rPr>
-          <w:iCs/>
-          <w:i/>
-        </w:rPr>
-        <w:t xml:space="preserve">Figure 12 : Publication de l’image sur Docker Hub</w:t>
-      </w:r>
-    </w:p>
-    <w:p>
-      <w:r>
-        <w:pict>
-          <v:rect style="width:0;height:1.5pt" o:hralign="center" o:hrstd="t" o:hr="t"/>
-        </w:pict>
-      </w:r>
-    </w:p>
-    <w:bookmarkEnd w:id="34"/>
-    <w:bookmarkEnd w:id="35"/>
-    <w:bookmarkStart w:id="36" w:name="bonnes-pratiques-de-sécurité-tp2"/>
-    <w:p>
-      <w:pPr>
-        <w:pStyle w:val="Heading2"/>
-      </w:pPr>
-      <w:r>
-        <w:t xml:space="preserve">Bonnes pratiques de sécurité (TP2)</w:t>
+        <w:t xml:space="preserve">docker images</w:t>
+      </w:r>
+      <w:r>
+        <w:rPr>
+          <w:iCs/>
+          <w:i/>
+        </w:rPr>
+        <w:t xml:space="preserve">)</w:t>
       </w:r>
     </w:p>
     <w:p>
@@ -3204,109 +3831,110 @@
         <w:pStyle w:val="Compact"/>
       </w:pPr>
       <w:r>
-        <w:t xml:space="preserve">Éviter de travailler en root permanent.</w:t>
+        <w:t xml:space="preserve">Tagger l’image :</w:t>
+      </w:r>
+    </w:p>
+    <w:p>
+      <w:pPr>
+        <w:pStyle w:val="SourceCode"/>
+      </w:pPr>
+      <w:r>
+        <w:rPr>
+          <w:rStyle w:val="ExtensionTok"/>
+        </w:rPr>
+        <w:t xml:space="preserve">docker</w:t>
+      </w:r>
+      <w:r>
+        <w:rPr>
+          <w:rStyle w:val="NormalTok"/>
+        </w:rPr>
+        <w:t xml:space="preserve"> tag my_lamp talelchaanbi/my_lamp:first</w:t>
       </w:r>
     </w:p>
     <w:p>
       <w:pPr>
         <w:numPr>
           <w:ilvl w:val="0"/>
-          <w:numId w:val="1026"/>
+          <w:numId w:val="1027"/>
         </w:numPr>
         <w:pStyle w:val="Compact"/>
       </w:pPr>
       <w:r>
-        <w:t xml:space="preserve">Limiter l’usage du groupe</w:t>
-      </w:r>
-      <w:r>
-        <w:t xml:space="preserve"> </w:t>
-      </w:r>
-      <w:r>
-        <w:rPr>
-          <w:rStyle w:val="VerbatimChar"/>
+        <w:t xml:space="preserve">Vérifier le tag :</w:t>
+      </w:r>
+    </w:p>
+    <w:p>
+      <w:pPr>
+        <w:pStyle w:val="SourceCode"/>
+      </w:pPr>
+      <w:r>
+        <w:rPr>
+          <w:rStyle w:val="ExtensionTok"/>
         </w:rPr>
         <w:t xml:space="preserve">docker</w:t>
       </w:r>
       <w:r>
-        <w:t xml:space="preserve"> </w:t>
-      </w:r>
-      <w:r>
-        <w:t xml:space="preserve">(droits équivalents root).</w:t>
-      </w:r>
-    </w:p>
-    <w:p>
-      <w:pPr>
-        <w:numPr>
-          <w:ilvl w:val="0"/>
-          <w:numId w:val="1026"/>
-        </w:numPr>
-        <w:pStyle w:val="Compact"/>
-      </w:pPr>
-      <w:r>
-        <w:t xml:space="preserve">Ne pas utiliser</w:t>
-      </w:r>
-      <w:r>
-        <w:t xml:space="preserve"> </w:t>
-      </w:r>
-      <w:r>
-        <w:rPr>
-          <w:rStyle w:val="VerbatimChar"/>
-        </w:rPr>
-        <w:t xml:space="preserve">--privileged</w:t>
-      </w:r>
-      <w:r>
-        <w:t xml:space="preserve"> </w:t>
-      </w:r>
-      <w:r>
-        <w:t xml:space="preserve">sans besoin réel.</w:t>
-      </w:r>
-    </w:p>
-    <w:p>
-      <w:pPr>
-        <w:numPr>
-          <w:ilvl w:val="0"/>
-          <w:numId w:val="1026"/>
-        </w:numPr>
-        <w:pStyle w:val="Compact"/>
-      </w:pPr>
-      <w:r>
-        <w:t xml:space="preserve">Exposer uniquement les ports nécessaires.</w:t>
-      </w:r>
-    </w:p>
-    <w:p>
-      <w:pPr>
-        <w:numPr>
-          <w:ilvl w:val="0"/>
-          <w:numId w:val="1026"/>
-        </w:numPr>
-        <w:pStyle w:val="Compact"/>
-      </w:pPr>
-      <w:r>
-        <w:t xml:space="preserve">Utiliser des volumes pour les données critiques.</w:t>
-      </w:r>
-    </w:p>
-    <w:p>
-      <w:pPr>
-        <w:numPr>
-          <w:ilvl w:val="0"/>
-          <w:numId w:val="1026"/>
-        </w:numPr>
-        <w:pStyle w:val="Compact"/>
-      </w:pPr>
-      <w:r>
-        <w:t xml:space="preserve">Vérifier les images avant usage et les mettre à jour.</w:t>
-      </w:r>
-    </w:p>
-    <w:p>
-      <w:pPr>
-        <w:numPr>
-          <w:ilvl w:val="0"/>
-          <w:numId w:val="1026"/>
-        </w:numPr>
-        <w:pStyle w:val="Compact"/>
-      </w:pPr>
-      <w:r>
-        <w:t xml:space="preserve">Sauvegarder régulièrement les volumes et journaliser les actions.</w:t>
+        <w:rPr>
+          <w:rStyle w:val="NormalTok"/>
+        </w:rPr>
+        <w:t xml:space="preserve"> images</w:t>
+      </w:r>
+    </w:p>
+    <w:p>
+      <w:pPr>
+        <w:pStyle w:val="FirstParagraph"/>
+      </w:pPr>
+      <w:r>
+        <w:drawing>
+          <wp:inline>
+            <wp:extent cx="5334000" cy="3548344"/>
+            <wp:effectExtent b="0" l="0" r="0" t="0"/>
+            <wp:docPr descr="alt text" title="" id="88" name="Picture"/>
+            <a:graphic>
+              <a:graphicData uri="http://schemas.openxmlformats.org/drawingml/2006/picture">
+                <pic:pic>
+                  <pic:nvPicPr>
+                    <pic:cNvPr descr="image-22.png" id="89" name="Picture"/>
+                    <pic:cNvPicPr>
+                      <a:picLocks noChangeArrowheads="1" noChangeAspect="1"/>
+                    </pic:cNvPicPr>
+                  </pic:nvPicPr>
+                  <pic:blipFill>
+                    <a:blip r:embed="rId87"/>
+                    <a:stretch>
+                      <a:fillRect/>
+                    </a:stretch>
+                  </pic:blipFill>
+                  <pic:spPr bwMode="auto">
+                    <a:xfrm>
+                      <a:off x="0" y="0"/>
+                      <a:ext cx="5334000" cy="3548344"/>
+                    </a:xfrm>
+                    <a:prstGeom prst="rect">
+                      <a:avLst/>
+                    </a:prstGeom>
+                    <a:noFill/>
+                    <a:ln w="9525">
+                      <a:noFill/>
+                      <a:headEnd/>
+                      <a:tailEnd/>
+                    </a:ln>
+                  </pic:spPr>
+                </pic:pic>
+              </a:graphicData>
+            </a:graphic>
+          </wp:inline>
+        </w:drawing>
+      </w:r>
+      <w:r>
+        <w:t xml:space="preserve"> </w:t>
+      </w:r>
+      <w:r>
+        <w:rPr>
+          <w:iCs/>
+          <w:i/>
+        </w:rPr>
+        <w:t xml:space="preserve">Figure 19 : Tag de l’image et vérification dans la liste des images</w:t>
       </w:r>
     </w:p>
     <w:p>
@@ -3316,11 +3944,397 @@
         </w:pict>
       </w:r>
     </w:p>
+    <w:bookmarkEnd w:id="90"/>
+    <w:bookmarkStart w:id="97" w:name="ii.-publication"/>
+    <w:p>
+      <w:pPr>
+        <w:pStyle w:val="Heading3"/>
+      </w:pPr>
+      <w:r>
+        <w:t xml:space="preserve">II. Publication</w:t>
+      </w:r>
+    </w:p>
+    <w:p>
+      <w:pPr>
+        <w:pStyle w:val="SourceCode"/>
+      </w:pPr>
+      <w:r>
+        <w:rPr>
+          <w:rStyle w:val="ExtensionTok"/>
+        </w:rPr>
+        <w:t xml:space="preserve">docker</w:t>
+      </w:r>
+      <w:r>
+        <w:rPr>
+          <w:rStyle w:val="NormalTok"/>
+        </w:rPr>
+        <w:t xml:space="preserve"> push talelchaanbi/my_lamp:first</w:t>
+      </w:r>
+    </w:p>
     <w:p>
       <w:pPr>
         <w:pStyle w:val="FirstParagraph"/>
       </w:pPr>
       <w:r>
+        <w:drawing>
+          <wp:inline>
+            <wp:extent cx="5334000" cy="3548344"/>
+            <wp:effectExtent b="0" l="0" r="0" t="0"/>
+            <wp:docPr descr="alt text" title="" id="92" name="Picture"/>
+            <a:graphic>
+              <a:graphicData uri="http://schemas.openxmlformats.org/drawingml/2006/picture">
+                <pic:pic>
+                  <pic:nvPicPr>
+                    <pic:cNvPr descr="image-23.png" id="93" name="Picture"/>
+                    <pic:cNvPicPr>
+                      <a:picLocks noChangeArrowheads="1" noChangeAspect="1"/>
+                    </pic:cNvPicPr>
+                  </pic:nvPicPr>
+                  <pic:blipFill>
+                    <a:blip r:embed="rId91"/>
+                    <a:stretch>
+                      <a:fillRect/>
+                    </a:stretch>
+                  </pic:blipFill>
+                  <pic:spPr bwMode="auto">
+                    <a:xfrm>
+                      <a:off x="0" y="0"/>
+                      <a:ext cx="5334000" cy="3548344"/>
+                    </a:xfrm>
+                    <a:prstGeom prst="rect">
+                      <a:avLst/>
+                    </a:prstGeom>
+                    <a:noFill/>
+                    <a:ln w="9525">
+                      <a:noFill/>
+                      <a:headEnd/>
+                      <a:tailEnd/>
+                    </a:ln>
+                  </pic:spPr>
+                </pic:pic>
+              </a:graphicData>
+            </a:graphic>
+          </wp:inline>
+        </w:drawing>
+      </w:r>
+      <w:r>
+        <w:t xml:space="preserve"> </w:t>
+      </w:r>
+      <w:r>
+        <w:rPr>
+          <w:iCs/>
+          <w:i/>
+        </w:rPr>
+        <w:t xml:space="preserve">Figure 20 : Exécution de la commande</w:t>
+      </w:r>
+      <w:r>
+        <w:rPr>
+          <w:iCs/>
+          <w:i/>
+        </w:rPr>
+        <w:t xml:space="preserve"> </w:t>
+      </w:r>
+      <w:r>
+        <w:rPr>
+          <w:rStyle w:val="VerbatimChar"/>
+          <w:iCs/>
+          <w:i/>
+        </w:rPr>
+        <w:t xml:space="preserve">docker push</w:t>
+      </w:r>
+      <w:r>
+        <w:rPr>
+          <w:iCs/>
+          <w:i/>
+        </w:rPr>
+        <w:t xml:space="preserve"> </w:t>
+      </w:r>
+      <w:r>
+        <w:rPr>
+          <w:iCs/>
+          <w:i/>
+        </w:rPr>
+        <w:t xml:space="preserve">vers Docker Hub</w:t>
+      </w:r>
+    </w:p>
+    <w:p>
+      <w:pPr>
+        <w:pStyle w:val="BodyText"/>
+      </w:pPr>
+      <w:r>
+        <w:rPr>
+          <w:bCs/>
+          <w:b/>
+        </w:rPr>
+        <w:t xml:space="preserve">Vérification :</w:t>
+      </w:r>
+    </w:p>
+    <w:p>
+      <w:pPr>
+        <w:pStyle w:val="BlockText"/>
+      </w:pPr>
+      <w:r>
+        <w:t xml:space="preserve">✏️</w:t>
+      </w:r>
+      <w:r>
+        <w:t xml:space="preserve"> </w:t>
+      </w:r>
+      <w:r>
+        <w:rPr>
+          <w:bCs/>
+          <w:b/>
+        </w:rPr>
+        <w:t xml:space="preserve">Réponse :</w:t>
+      </w:r>
+      <w:r>
+        <w:t xml:space="preserve"> </w:t>
+      </w:r>
+      <w:r>
+        <w:t xml:space="preserve">l’image est visible dans le repository Docker Hub après le</w:t>
+      </w:r>
+      <w:r>
+        <w:t xml:space="preserve"> </w:t>
+      </w:r>
+      <w:r>
+        <w:rPr>
+          <w:rStyle w:val="VerbatimChar"/>
+        </w:rPr>
+        <w:t xml:space="preserve">push</w:t>
+      </w:r>
+      <w:r>
+        <w:t xml:space="preserve">.</w:t>
+      </w:r>
+    </w:p>
+    <w:p>
+      <w:pPr>
+        <w:pStyle w:val="FirstParagraph"/>
+      </w:pPr>
+      <w:r>
+        <w:drawing>
+          <wp:inline>
+            <wp:extent cx="5334000" cy="2788292"/>
+            <wp:effectExtent b="0" l="0" r="0" t="0"/>
+            <wp:docPr descr="alt text" title="" id="95" name="Picture"/>
+            <a:graphic>
+              <a:graphicData uri="http://schemas.openxmlformats.org/drawingml/2006/picture">
+                <pic:pic>
+                  <pic:nvPicPr>
+                    <pic:cNvPr descr="image-24.png" id="96" name="Picture"/>
+                    <pic:cNvPicPr>
+                      <a:picLocks noChangeArrowheads="1" noChangeAspect="1"/>
+                    </pic:cNvPicPr>
+                  </pic:nvPicPr>
+                  <pic:blipFill>
+                    <a:blip r:embed="rId94"/>
+                    <a:stretch>
+                      <a:fillRect/>
+                    </a:stretch>
+                  </pic:blipFill>
+                  <pic:spPr bwMode="auto">
+                    <a:xfrm>
+                      <a:off x="0" y="0"/>
+                      <a:ext cx="5334000" cy="2788292"/>
+                    </a:xfrm>
+                    <a:prstGeom prst="rect">
+                      <a:avLst/>
+                    </a:prstGeom>
+                    <a:noFill/>
+                    <a:ln w="9525">
+                      <a:noFill/>
+                      <a:headEnd/>
+                      <a:tailEnd/>
+                    </a:ln>
+                  </pic:spPr>
+                </pic:pic>
+              </a:graphicData>
+            </a:graphic>
+          </wp:inline>
+        </w:drawing>
+      </w:r>
+      <w:r>
+        <w:t xml:space="preserve"> </w:t>
+      </w:r>
+      <w:r>
+        <w:rPr>
+          <w:iCs/>
+          <w:i/>
+        </w:rPr>
+        <w:t xml:space="preserve">Figure 21 : Image</w:t>
+      </w:r>
+      <w:r>
+        <w:rPr>
+          <w:iCs/>
+          <w:i/>
+        </w:rPr>
+        <w:t xml:space="preserve"> </w:t>
+      </w:r>
+      <w:r>
+        <w:rPr>
+          <w:rStyle w:val="VerbatimChar"/>
+          <w:iCs/>
+          <w:i/>
+        </w:rPr>
+        <w:t xml:space="preserve">my_lamp</w:t>
+      </w:r>
+      <w:r>
+        <w:rPr>
+          <w:iCs/>
+          <w:i/>
+        </w:rPr>
+        <w:t xml:space="preserve"> </w:t>
+      </w:r>
+      <w:r>
+        <w:rPr>
+          <w:iCs/>
+          <w:i/>
+        </w:rPr>
+        <w:t xml:space="preserve">publiée et visible sur Docker Hub</w:t>
+      </w:r>
+    </w:p>
+    <w:p>
+      <w:r>
+        <w:pict>
+          <v:rect style="width:0;height:1.5pt" o:hralign="center" o:hrstd="t" o:hr="t"/>
+        </w:pict>
+      </w:r>
+    </w:p>
+    <w:bookmarkEnd w:id="97"/>
+    <w:bookmarkEnd w:id="98"/>
+    <w:bookmarkStart w:id="99" w:name="bonnes-pratiques-de-sécurité-tp2"/>
+    <w:p>
+      <w:pPr>
+        <w:pStyle w:val="Heading2"/>
+      </w:pPr>
+      <w:r>
+        <w:t xml:space="preserve">Bonnes pratiques de sécurité (TP2)</w:t>
+      </w:r>
+    </w:p>
+    <w:p>
+      <w:pPr>
+        <w:numPr>
+          <w:ilvl w:val="0"/>
+          <w:numId w:val="1028"/>
+        </w:numPr>
+        <w:pStyle w:val="Compact"/>
+      </w:pPr>
+      <w:r>
+        <w:t xml:space="preserve">Éviter de travailler en root permanent.</w:t>
+      </w:r>
+    </w:p>
+    <w:p>
+      <w:pPr>
+        <w:numPr>
+          <w:ilvl w:val="0"/>
+          <w:numId w:val="1028"/>
+        </w:numPr>
+        <w:pStyle w:val="Compact"/>
+      </w:pPr>
+      <w:r>
+        <w:t xml:space="preserve">Limiter l’usage du groupe</w:t>
+      </w:r>
+      <w:r>
+        <w:t xml:space="preserve"> </w:t>
+      </w:r>
+      <w:r>
+        <w:rPr>
+          <w:rStyle w:val="VerbatimChar"/>
+        </w:rPr>
+        <w:t xml:space="preserve">docker</w:t>
+      </w:r>
+      <w:r>
+        <w:t xml:space="preserve"> </w:t>
+      </w:r>
+      <w:r>
+        <w:t xml:space="preserve">(droits équivalents root).</w:t>
+      </w:r>
+    </w:p>
+    <w:p>
+      <w:pPr>
+        <w:numPr>
+          <w:ilvl w:val="0"/>
+          <w:numId w:val="1028"/>
+        </w:numPr>
+        <w:pStyle w:val="Compact"/>
+      </w:pPr>
+      <w:r>
+        <w:t xml:space="preserve">Ne pas utiliser</w:t>
+      </w:r>
+      <w:r>
+        <w:t xml:space="preserve"> </w:t>
+      </w:r>
+      <w:r>
+        <w:rPr>
+          <w:rStyle w:val="VerbatimChar"/>
+        </w:rPr>
+        <w:t xml:space="preserve">--privileged</w:t>
+      </w:r>
+      <w:r>
+        <w:t xml:space="preserve"> </w:t>
+      </w:r>
+      <w:r>
+        <w:t xml:space="preserve">sans besoin réel.</w:t>
+      </w:r>
+    </w:p>
+    <w:p>
+      <w:pPr>
+        <w:numPr>
+          <w:ilvl w:val="0"/>
+          <w:numId w:val="1028"/>
+        </w:numPr>
+        <w:pStyle w:val="Compact"/>
+      </w:pPr>
+      <w:r>
+        <w:t xml:space="preserve">Exposer uniquement les ports nécessaires.</w:t>
+      </w:r>
+    </w:p>
+    <w:p>
+      <w:pPr>
+        <w:numPr>
+          <w:ilvl w:val="0"/>
+          <w:numId w:val="1028"/>
+        </w:numPr>
+        <w:pStyle w:val="Compact"/>
+      </w:pPr>
+      <w:r>
+        <w:t xml:space="preserve">Utiliser des volumes pour les données critiques.</w:t>
+      </w:r>
+    </w:p>
+    <w:p>
+      <w:pPr>
+        <w:numPr>
+          <w:ilvl w:val="0"/>
+          <w:numId w:val="1028"/>
+        </w:numPr>
+        <w:pStyle w:val="Compact"/>
+      </w:pPr>
+      <w:r>
+        <w:t xml:space="preserve">Vérifier les images avant usage et les mettre à jour.</w:t>
+      </w:r>
+    </w:p>
+    <w:p>
+      <w:pPr>
+        <w:numPr>
+          <w:ilvl w:val="0"/>
+          <w:numId w:val="1028"/>
+        </w:numPr>
+        <w:pStyle w:val="Compact"/>
+      </w:pPr>
+      <w:r>
+        <w:t xml:space="preserve">Sauvegarder régulièrement les volumes et journaliser les actions.</w:t>
+      </w:r>
+    </w:p>
+    <w:p>
+      <w:r>
+        <w:pict>
+          <v:rect style="width:0;height:1.5pt" o:hralign="center" o:hrstd="t" o:hr="t"/>
+        </w:pict>
+      </w:r>
+    </w:p>
+    <w:p>
+      <w:pPr>
+        <w:pStyle w:val="FirstParagraph"/>
+      </w:pPr>
+      <w:r>
         <w:rPr>
           <w:iCs/>
           <w:i/>
@@ -3328,7 +4342,539 @@
         <w:t xml:space="preserve">Fin du TP 2 — Conteneurisation d’une application Web</w:t>
       </w:r>
     </w:p>
-    <w:bookmarkEnd w:id="36"/>
+    <w:bookmarkEnd w:id="99"/>
+    <w:bookmarkStart w:id="112" w:name="modifications-apportées-au-tp"/>
+    <w:p>
+      <w:pPr>
+        <w:pStyle w:val="Heading2"/>
+      </w:pPr>
+      <w:r>
+        <w:t xml:space="preserve">Modifications apportées au TP</w:t>
+      </w:r>
+    </w:p>
+    <w:p>
+      <w:pPr>
+        <w:pStyle w:val="FirstParagraph"/>
+      </w:pPr>
+      <w:r>
+        <w:drawing>
+          <wp:inline>
+            <wp:extent cx="5334000" cy="1944867"/>
+            <wp:effectExtent b="0" l="0" r="0" t="0"/>
+            <wp:docPr descr="alt text" title="" id="101" name="Picture"/>
+            <a:graphic>
+              <a:graphicData uri="http://schemas.openxmlformats.org/drawingml/2006/picture">
+                <pic:pic>
+                  <pic:nvPicPr>
+                    <pic:cNvPr descr="Screenshot%20from%202026-03-17%2013-00-21.png" id="102" name="Picture"/>
+                    <pic:cNvPicPr>
+                      <a:picLocks noChangeArrowheads="1" noChangeAspect="1"/>
+                    </pic:cNvPicPr>
+                  </pic:nvPicPr>
+                  <pic:blipFill>
+                    <a:blip r:embed="rId100"/>
+                    <a:stretch>
+                      <a:fillRect/>
+                    </a:stretch>
+                  </pic:blipFill>
+                  <pic:spPr bwMode="auto">
+                    <a:xfrm>
+                      <a:off x="0" y="0"/>
+                      <a:ext cx="5334000" cy="1944867"/>
+                    </a:xfrm>
+                    <a:prstGeom prst="rect">
+                      <a:avLst/>
+                    </a:prstGeom>
+                    <a:noFill/>
+                    <a:ln w="9525">
+                      <a:noFill/>
+                      <a:headEnd/>
+                      <a:tailEnd/>
+                    </a:ln>
+                  </pic:spPr>
+                </pic:pic>
+              </a:graphicData>
+            </a:graphic>
+          </wp:inline>
+        </w:drawing>
+      </w:r>
+      <w:r>
+        <w:t xml:space="preserve"> </w:t>
+      </w:r>
+      <w:r>
+        <w:rPr>
+          <w:iCs/>
+          <w:i/>
+        </w:rPr>
+        <w:t xml:space="preserve">Figure 22 : Capture d’écran montrant le problème détecté lors du démarrage (import SQL échoué)</w:t>
+      </w:r>
+    </w:p>
+    <w:p>
+      <w:pPr>
+        <w:pStyle w:val="BodyText"/>
+      </w:pPr>
+      <w:r>
+        <w:t xml:space="preserve">Pour améliorer la robustesse et la maintenabilité de la stack LAMP fournie, nous avons apporté les modifications suivantes :</w:t>
+      </w:r>
+    </w:p>
+    <w:p>
+      <w:pPr>
+        <w:numPr>
+          <w:ilvl w:val="0"/>
+          <w:numId w:val="1029"/>
+        </w:numPr>
+      </w:pPr>
+      <w:r>
+        <w:t xml:space="preserve">Ajout du script de démarrage</w:t>
+      </w:r>
+      <w:r>
+        <w:t xml:space="preserve"> </w:t>
+      </w:r>
+      <w:r>
+        <w:rPr>
+          <w:rStyle w:val="VerbatimChar"/>
+        </w:rPr>
+        <w:t xml:space="preserve">start.sh</w:t>
+      </w:r>
+      <w:r>
+        <w:t xml:space="preserve"> </w:t>
+      </w:r>
+      <w:r>
+        <w:t xml:space="preserve">(présent à la racine du TP). Ce script : démarre MariaDB, importe la base</w:t>
+      </w:r>
+      <w:r>
+        <w:t xml:space="preserve"> </w:t>
+      </w:r>
+      <w:r>
+        <w:rPr>
+          <w:rStyle w:val="VerbatimChar"/>
+        </w:rPr>
+        <w:t xml:space="preserve">articles.sql</w:t>
+      </w:r>
+      <w:r>
+        <w:t xml:space="preserve"> </w:t>
+      </w:r>
+      <w:r>
+        <w:t xml:space="preserve">une seule fois (repère via le fichier</w:t>
+      </w:r>
+      <w:r>
+        <w:t xml:space="preserve"> </w:t>
+      </w:r>
+      <w:r>
+        <w:rPr>
+          <w:rStyle w:val="VerbatimChar"/>
+        </w:rPr>
+        <w:t xml:space="preserve">/var/lib/mysql/.db_initialized</w:t>
+      </w:r>
+      <w:r>
+        <w:t xml:space="preserve">) puis lance Apache en avant-plan.</w:t>
+      </w:r>
+    </w:p>
+    <w:p>
+      <w:pPr>
+        <w:numPr>
+          <w:ilvl w:val="0"/>
+          <w:numId w:val="1029"/>
+        </w:numPr>
+      </w:pPr>
+      <w:r>
+        <w:t xml:space="preserve">Mise à jour du</w:t>
+      </w:r>
+      <w:r>
+        <w:t xml:space="preserve"> </w:t>
+      </w:r>
+      <w:r>
+        <w:rPr>
+          <w:rStyle w:val="VerbatimChar"/>
+        </w:rPr>
+        <w:t xml:space="preserve">Dockerfile</w:t>
+      </w:r>
+      <w:r>
+        <w:t xml:space="preserve"> </w:t>
+      </w:r>
+      <w:r>
+        <w:t xml:space="preserve">pour copier</w:t>
+      </w:r>
+      <w:r>
+        <w:t xml:space="preserve"> </w:t>
+      </w:r>
+      <w:r>
+        <w:rPr>
+          <w:rStyle w:val="VerbatimChar"/>
+        </w:rPr>
+        <w:t xml:space="preserve">start.sh</w:t>
+      </w:r>
+      <w:r>
+        <w:t xml:space="preserve"> </w:t>
+      </w:r>
+      <w:r>
+        <w:t xml:space="preserve">dans l’image et utiliser</w:t>
+      </w:r>
+      <w:r>
+        <w:t xml:space="preserve"> </w:t>
+      </w:r>
+      <w:r>
+        <w:rPr>
+          <w:rStyle w:val="VerbatimChar"/>
+        </w:rPr>
+        <w:t xml:space="preserve">ENTRYPOINT ["/start.sh"]</w:t>
+      </w:r>
+      <w:r>
+        <w:t xml:space="preserve"> </w:t>
+      </w:r>
+      <w:r>
+        <w:t xml:space="preserve">au lieu d’une commande inline. Cela permet une meilleure gestion des signaux et un démarrage plus clair des services.</w:t>
+      </w:r>
+    </w:p>
+    <w:p>
+      <w:pPr>
+        <w:pStyle w:val="FirstParagraph"/>
+      </w:pPr>
+      <w:r>
+        <w:t xml:space="preserve">Motifs : fiabilité du démarrage (éviter les erreurs d’import SQL causées par MariaDB non initialisé), éviter un ré-import à chaque redémarrage, et respecter les bonnes pratiques Docker (script de démarrage exécutable,</w:t>
+      </w:r>
+      <w:r>
+        <w:t xml:space="preserve"> </w:t>
+      </w:r>
+      <w:r>
+        <w:rPr>
+          <w:rStyle w:val="VerbatimChar"/>
+        </w:rPr>
+        <w:t xml:space="preserve">ENTRYPOINT</w:t>
+      </w:r>
+      <w:r>
+        <w:t xml:space="preserve"> </w:t>
+      </w:r>
+      <w:r>
+        <w:t xml:space="preserve">en forme JSON).</w:t>
+      </w:r>
+    </w:p>
+    <w:p>
+      <w:pPr>
+        <w:pStyle w:val="BodyText"/>
+      </w:pPr>
+      <w:r>
+        <w:t xml:space="preserve">Captures :</w:t>
+      </w:r>
+    </w:p>
+    <w:p>
+      <w:pPr>
+        <w:pStyle w:val="BodyText"/>
+      </w:pPr>
+      <w:r>
+        <w:drawing>
+          <wp:inline>
+            <wp:extent cx="5334000" cy="2626415"/>
+            <wp:effectExtent b="0" l="0" r="0" t="0"/>
+            <wp:docPr descr="alt text" title="" id="104" name="Picture"/>
+            <a:graphic>
+              <a:graphicData uri="http://schemas.openxmlformats.org/drawingml/2006/picture">
+                <pic:pic>
+                  <pic:nvPicPr>
+                    <pic:cNvPr descr="image-3.png" id="105" name="Picture"/>
+                    <pic:cNvPicPr>
+                      <a:picLocks noChangeArrowheads="1" noChangeAspect="1"/>
+                    </pic:cNvPicPr>
+                  </pic:nvPicPr>
+                  <pic:blipFill>
+                    <a:blip r:embed="rId103"/>
+                    <a:stretch>
+                      <a:fillRect/>
+                    </a:stretch>
+                  </pic:blipFill>
+                  <pic:spPr bwMode="auto">
+                    <a:xfrm>
+                      <a:off x="0" y="0"/>
+                      <a:ext cx="5334000" cy="2626415"/>
+                    </a:xfrm>
+                    <a:prstGeom prst="rect">
+                      <a:avLst/>
+                    </a:prstGeom>
+                    <a:noFill/>
+                    <a:ln w="9525">
+                      <a:noFill/>
+                      <a:headEnd/>
+                      <a:tailEnd/>
+                    </a:ln>
+                  </pic:spPr>
+                </pic:pic>
+              </a:graphicData>
+            </a:graphic>
+          </wp:inline>
+        </w:drawing>
+      </w:r>
+      <w:r>
+        <w:t xml:space="preserve"> </w:t>
+      </w:r>
+      <w:r>
+        <w:rPr>
+          <w:iCs/>
+          <w:i/>
+        </w:rPr>
+        <w:t xml:space="preserve">Figure 23 : Contenu du script</w:t>
+      </w:r>
+      <w:r>
+        <w:rPr>
+          <w:iCs/>
+          <w:i/>
+        </w:rPr>
+        <w:t xml:space="preserve"> </w:t>
+      </w:r>
+      <w:r>
+        <w:rPr>
+          <w:rStyle w:val="VerbatimChar"/>
+          <w:iCs/>
+          <w:i/>
+        </w:rPr>
+        <w:t xml:space="preserve">start.sh</w:t>
+      </w:r>
+      <w:r>
+        <w:rPr>
+          <w:iCs/>
+          <w:i/>
+        </w:rPr>
+        <w:t xml:space="preserve"> </w:t>
+      </w:r>
+      <w:r>
+        <w:rPr>
+          <w:iCs/>
+          <w:i/>
+        </w:rPr>
+        <w:t xml:space="preserve">ajouté</w:t>
+      </w:r>
+    </w:p>
+    <w:p>
+      <w:pPr>
+        <w:pStyle w:val="BodyText"/>
+      </w:pPr>
+      <w:r>
+        <w:drawing>
+          <wp:inline>
+            <wp:extent cx="5334000" cy="4734933"/>
+            <wp:effectExtent b="0" l="0" r="0" t="0"/>
+            <wp:docPr descr="alt text" title="" id="107" name="Picture"/>
+            <a:graphic>
+              <a:graphicData uri="http://schemas.openxmlformats.org/drawingml/2006/picture">
+                <pic:pic>
+                  <pic:nvPicPr>
+                    <pic:cNvPr descr="image-4.png" id="108" name="Picture"/>
+                    <pic:cNvPicPr>
+                      <a:picLocks noChangeArrowheads="1" noChangeAspect="1"/>
+                    </pic:cNvPicPr>
+                  </pic:nvPicPr>
+                  <pic:blipFill>
+                    <a:blip r:embed="rId106"/>
+                    <a:stretch>
+                      <a:fillRect/>
+                    </a:stretch>
+                  </pic:blipFill>
+                  <pic:spPr bwMode="auto">
+                    <a:xfrm>
+                      <a:off x="0" y="0"/>
+                      <a:ext cx="5334000" cy="4734933"/>
+                    </a:xfrm>
+                    <a:prstGeom prst="rect">
+                      <a:avLst/>
+                    </a:prstGeom>
+                    <a:noFill/>
+                    <a:ln w="9525">
+                      <a:noFill/>
+                      <a:headEnd/>
+                      <a:tailEnd/>
+                    </a:ln>
+                  </pic:spPr>
+                </pic:pic>
+              </a:graphicData>
+            </a:graphic>
+          </wp:inline>
+        </w:drawing>
+      </w:r>
+      <w:r>
+        <w:t xml:space="preserve"> </w:t>
+      </w:r>
+      <w:r>
+        <w:rPr>
+          <w:iCs/>
+          <w:i/>
+        </w:rPr>
+        <w:t xml:space="preserve">Figure 24 : Extrait du</w:t>
+      </w:r>
+      <w:r>
+        <w:rPr>
+          <w:iCs/>
+          <w:i/>
+        </w:rPr>
+        <w:t xml:space="preserve"> </w:t>
+      </w:r>
+      <w:r>
+        <w:rPr>
+          <w:rStyle w:val="VerbatimChar"/>
+          <w:iCs/>
+          <w:i/>
+        </w:rPr>
+        <w:t xml:space="preserve">Dockerfile</w:t>
+      </w:r>
+      <w:r>
+        <w:rPr>
+          <w:iCs/>
+          <w:i/>
+        </w:rPr>
+        <w:t xml:space="preserve"> </w:t>
+      </w:r>
+      <w:r>
+        <w:rPr>
+          <w:iCs/>
+          <w:i/>
+        </w:rPr>
+        <w:t xml:space="preserve">montrant la copie et l’ENTRYPOINT</w:t>
+      </w:r>
+    </w:p>
+    <w:p>
+      <w:pPr>
+        <w:pStyle w:val="BodyText"/>
+      </w:pPr>
+      <w:r>
+        <w:drawing>
+          <wp:inline>
+            <wp:extent cx="5334000" cy="4802333"/>
+            <wp:effectExtent b="0" l="0" r="0" t="0"/>
+            <wp:docPr descr="alt text" title="" id="110" name="Picture"/>
+            <a:graphic>
+              <a:graphicData uri="http://schemas.openxmlformats.org/drawingml/2006/picture">
+                <pic:pic>
+                  <pic:nvPicPr>
+                    <pic:cNvPr descr="image-2.png" id="111" name="Picture"/>
+                    <pic:cNvPicPr>
+                      <a:picLocks noChangeArrowheads="1" noChangeAspect="1"/>
+                    </pic:cNvPicPr>
+                  </pic:nvPicPr>
+                  <pic:blipFill>
+                    <a:blip r:embed="rId109"/>
+                    <a:stretch>
+                      <a:fillRect/>
+                    </a:stretch>
+                  </pic:blipFill>
+                  <pic:spPr bwMode="auto">
+                    <a:xfrm>
+                      <a:off x="0" y="0"/>
+                      <a:ext cx="5334000" cy="4802333"/>
+                    </a:xfrm>
+                    <a:prstGeom prst="rect">
+                      <a:avLst/>
+                    </a:prstGeom>
+                    <a:noFill/>
+                    <a:ln w="9525">
+                      <a:noFill/>
+                      <a:headEnd/>
+                      <a:tailEnd/>
+                    </a:ln>
+                  </pic:spPr>
+                </pic:pic>
+              </a:graphicData>
+            </a:graphic>
+          </wp:inline>
+        </w:drawing>
+      </w:r>
+      <w:r>
+        <w:t xml:space="preserve"> </w:t>
+      </w:r>
+      <w:r>
+        <w:rPr>
+          <w:iCs/>
+          <w:i/>
+        </w:rPr>
+        <w:t xml:space="preserve">Figure 25 : Exemple de sortie de</w:t>
+      </w:r>
+      <w:r>
+        <w:rPr>
+          <w:iCs/>
+          <w:i/>
+        </w:rPr>
+        <w:t xml:space="preserve"> </w:t>
+      </w:r>
+      <w:r>
+        <w:rPr>
+          <w:rStyle w:val="VerbatimChar"/>
+          <w:iCs/>
+          <w:i/>
+        </w:rPr>
+        <w:t xml:space="preserve">docker build</w:t>
+      </w:r>
+      <w:r>
+        <w:rPr>
+          <w:iCs/>
+          <w:i/>
+        </w:rPr>
+        <w:t xml:space="preserve"> </w:t>
+      </w:r>
+      <w:r>
+        <w:rPr>
+          <w:iCs/>
+          <w:i/>
+        </w:rPr>
+        <w:t xml:space="preserve">/</w:t>
+      </w:r>
+      <w:r>
+        <w:rPr>
+          <w:iCs/>
+          <w:i/>
+        </w:rPr>
+        <w:t xml:space="preserve"> </w:t>
+      </w:r>
+      <w:r>
+        <w:rPr>
+          <w:rStyle w:val="VerbatimChar"/>
+          <w:iCs/>
+          <w:i/>
+        </w:rPr>
+        <w:t xml:space="preserve">docker run</w:t>
+      </w:r>
+      <w:r>
+        <w:rPr>
+          <w:iCs/>
+          <w:i/>
+        </w:rPr>
+        <w:t xml:space="preserve"> </w:t>
+      </w:r>
+      <w:r>
+        <w:rPr>
+          <w:iCs/>
+          <w:i/>
+        </w:rPr>
+        <w:t xml:space="preserve">montrant l’image</w:t>
+      </w:r>
+      <w:r>
+        <w:rPr>
+          <w:iCs/>
+          <w:i/>
+        </w:rPr>
+        <w:t xml:space="preserve"> </w:t>
+      </w:r>
+      <w:r>
+        <w:rPr>
+          <w:rStyle w:val="VerbatimChar"/>
+          <w:iCs/>
+          <w:i/>
+        </w:rPr>
+        <w:t xml:space="preserve">my_lamp</w:t>
+      </w:r>
+      <w:r>
+        <w:rPr>
+          <w:iCs/>
+          <w:i/>
+        </w:rPr>
+        <w:t xml:space="preserve"> </w:t>
+      </w:r>
+      <w:r>
+        <w:rPr>
+          <w:iCs/>
+          <w:i/>
+        </w:rPr>
+        <w:t xml:space="preserve">démarrée</w:t>
+      </w:r>
+    </w:p>
+    <w:bookmarkEnd w:id="112"/>
+    <w:bookmarkEnd w:id="113"/>
     <w:sectPr/>
   </w:body>
 </w:document>
@@ -4088,6 +5634,9 @@
     </w:lvlOverride>
   </w:num>
   <w:num w:numId="1004">
+    <w:abstractNumId w:val="991"/>
+  </w:num>
+  <w:num w:numId="1005">
     <w:abstractNumId w:val="99411"/>
     <w:lvlOverride w:ilvl="0">
       <w:startOverride w:val="1"/>
@@ -4117,7 +5666,7 @@
       <w:startOverride w:val="1"/>
     </w:lvlOverride>
   </w:num>
-  <w:num w:numId="1005">
+  <w:num w:numId="1006">
     <w:abstractNumId w:val="99412"/>
     <w:lvlOverride w:ilvl="0">
       <w:startOverride w:val="2"/>
@@ -4147,7 +5696,7 @@
       <w:startOverride w:val="2"/>
     </w:lvlOverride>
   </w:num>
-  <w:num w:numId="1006">
+  <w:num w:numId="1007">
     <w:abstractNumId w:val="99413"/>
     <w:lvlOverride w:ilvl="0">
       <w:startOverride w:val="3"/>
@@ -4177,7 +5726,7 @@
       <w:startOverride w:val="3"/>
     </w:lvlOverride>
   </w:num>
-  <w:num w:numId="1007">
+  <w:num w:numId="1008">
     <w:abstractNumId w:val="99414"/>
     <w:lvlOverride w:ilvl="0">
       <w:startOverride w:val="4"/>
@@ -4207,7 +5756,7 @@
       <w:startOverride w:val="4"/>
     </w:lvlOverride>
   </w:num>
-  <w:num w:numId="1008">
+  <w:num w:numId="1009">
     <w:abstractNumId w:val="99415"/>
     <w:lvlOverride w:ilvl="0">
       <w:startOverride w:val="5"/>
@@ -4237,7 +5786,7 @@
       <w:startOverride w:val="5"/>
     </w:lvlOverride>
   </w:num>
-  <w:num w:numId="1009">
+  <w:num w:numId="1010">
     <w:abstractNumId w:val="99416"/>
     <w:lvlOverride w:ilvl="0">
       <w:startOverride w:val="6"/>
@@ -4267,10 +5816,10 @@
       <w:startOverride w:val="6"/>
     </w:lvlOverride>
   </w:num>
-  <w:num w:numId="1010">
+  <w:num w:numId="1011">
     <w:abstractNumId w:val="991"/>
   </w:num>
-  <w:num w:numId="1011">
+  <w:num w:numId="1012">
     <w:abstractNumId w:val="99411"/>
     <w:lvlOverride w:ilvl="0">
       <w:startOverride w:val="1"/>
@@ -4300,7 +5849,37 @@
       <w:startOverride w:val="1"/>
     </w:lvlOverride>
   </w:num>
-  <w:num w:numId="1012">
+  <w:num w:numId="1013">
+    <w:abstractNumId w:val="99412"/>
+    <w:lvlOverride w:ilvl="0">
+      <w:startOverride w:val="2"/>
+    </w:lvlOverride>
+    <w:lvlOverride w:ilvl="1">
+      <w:startOverride w:val="2"/>
+    </w:lvlOverride>
+    <w:lvlOverride w:ilvl="2">
+      <w:startOverride w:val="2"/>
+    </w:lvlOverride>
+    <w:lvlOverride w:ilvl="3">
+      <w:startOverride w:val="2"/>
+    </w:lvlOverride>
+    <w:lvlOverride w:ilvl="4">
+      <w:startOverride w:val="2"/>
+    </w:lvlOverride>
+    <w:lvlOverride w:ilvl="5">
+      <w:startOverride w:val="2"/>
+    </w:lvlOverride>
+    <w:lvlOverride w:ilvl="6">
+      <w:startOverride w:val="2"/>
+    </w:lvlOverride>
+    <w:lvlOverride w:ilvl="7">
+      <w:startOverride w:val="2"/>
+    </w:lvlOverride>
+    <w:lvlOverride w:ilvl="8">
+      <w:startOverride w:val="2"/>
+    </w:lvlOverride>
+  </w:num>
+  <w:num w:numId="1014">
     <w:abstractNumId w:val="99413"/>
     <w:lvlOverride w:ilvl="0">
       <w:startOverride w:val="3"/>
@@ -4330,7 +5909,7 @@
       <w:startOverride w:val="3"/>
     </w:lvlOverride>
   </w:num>
-  <w:num w:numId="1013">
+  <w:num w:numId="1015">
     <w:abstractNumId w:val="99411"/>
     <w:lvlOverride w:ilvl="0">
       <w:startOverride w:val="1"/>
@@ -4360,7 +5939,7 @@
       <w:startOverride w:val="1"/>
     </w:lvlOverride>
   </w:num>
-  <w:num w:numId="1014">
+  <w:num w:numId="1016">
     <w:abstractNumId w:val="99412"/>
     <w:lvlOverride w:ilvl="0">
       <w:startOverride w:val="2"/>
@@ -4390,7 +5969,7 @@
       <w:startOverride w:val="2"/>
     </w:lvlOverride>
   </w:num>
-  <w:num w:numId="1015">
+  <w:num w:numId="1017">
     <w:abstractNumId w:val="99413"/>
     <w:lvlOverride w:ilvl="0">
       <w:startOverride w:val="3"/>
@@ -4420,7 +5999,7 @@
       <w:startOverride w:val="3"/>
     </w:lvlOverride>
   </w:num>
-  <w:num w:numId="1016">
+  <w:num w:numId="1018">
     <w:abstractNumId w:val="99414"/>
     <w:lvlOverride w:ilvl="0">
       <w:startOverride w:val="4"/>
@@ -4448,66 +6027,6 @@
     </w:lvlOverride>
     <w:lvlOverride w:ilvl="8">
       <w:startOverride w:val="4"/>
-    </w:lvlOverride>
-  </w:num>
-  <w:num w:numId="1017">
-    <w:abstractNumId w:val="99411"/>
-    <w:lvlOverride w:ilvl="0">
-      <w:startOverride w:val="1"/>
-    </w:lvlOverride>
-    <w:lvlOverride w:ilvl="1">
-      <w:startOverride w:val="1"/>
-    </w:lvlOverride>
-    <w:lvlOverride w:ilvl="2">
-      <w:startOverride w:val="1"/>
-    </w:lvlOverride>
-    <w:lvlOverride w:ilvl="3">
-      <w:startOverride w:val="1"/>
-    </w:lvlOverride>
-    <w:lvlOverride w:ilvl="4">
-      <w:startOverride w:val="1"/>
-    </w:lvlOverride>
-    <w:lvlOverride w:ilvl="5">
-      <w:startOverride w:val="1"/>
-    </w:lvlOverride>
-    <w:lvlOverride w:ilvl="6">
-      <w:startOverride w:val="1"/>
-    </w:lvlOverride>
-    <w:lvlOverride w:ilvl="7">
-      <w:startOverride w:val="1"/>
-    </w:lvlOverride>
-    <w:lvlOverride w:ilvl="8">
-      <w:startOverride w:val="1"/>
-    </w:lvlOverride>
-  </w:num>
-  <w:num w:numId="1018">
-    <w:abstractNumId w:val="99413"/>
-    <w:lvlOverride w:ilvl="0">
-      <w:startOverride w:val="3"/>
-    </w:lvlOverride>
-    <w:lvlOverride w:ilvl="1">
-      <w:startOverride w:val="3"/>
-    </w:lvlOverride>
-    <w:lvlOverride w:ilvl="2">
-      <w:startOverride w:val="3"/>
-    </w:lvlOverride>
-    <w:lvlOverride w:ilvl="3">
-      <w:startOverride w:val="3"/>
-    </w:lvlOverride>
-    <w:lvlOverride w:ilvl="4">
-      <w:startOverride w:val="3"/>
-    </w:lvlOverride>
-    <w:lvlOverride w:ilvl="5">
-      <w:startOverride w:val="3"/>
-    </w:lvlOverride>
-    <w:lvlOverride w:ilvl="6">
-      <w:startOverride w:val="3"/>
-    </w:lvlOverride>
-    <w:lvlOverride w:ilvl="7">
-      <w:startOverride w:val="3"/>
-    </w:lvlOverride>
-    <w:lvlOverride w:ilvl="8">
-      <w:startOverride w:val="3"/>
     </w:lvlOverride>
   </w:num>
   <w:num w:numId="1019">
@@ -4541,6 +6060,66 @@
     </w:lvlOverride>
   </w:num>
   <w:num w:numId="1020">
+    <w:abstractNumId w:val="99413"/>
+    <w:lvlOverride w:ilvl="0">
+      <w:startOverride w:val="3"/>
+    </w:lvlOverride>
+    <w:lvlOverride w:ilvl="1">
+      <w:startOverride w:val="3"/>
+    </w:lvlOverride>
+    <w:lvlOverride w:ilvl="2">
+      <w:startOverride w:val="3"/>
+    </w:lvlOverride>
+    <w:lvlOverride w:ilvl="3">
+      <w:startOverride w:val="3"/>
+    </w:lvlOverride>
+    <w:lvlOverride w:ilvl="4">
+      <w:startOverride w:val="3"/>
+    </w:lvlOverride>
+    <w:lvlOverride w:ilvl="5">
+      <w:startOverride w:val="3"/>
+    </w:lvlOverride>
+    <w:lvlOverride w:ilvl="6">
+      <w:startOverride w:val="3"/>
+    </w:lvlOverride>
+    <w:lvlOverride w:ilvl="7">
+      <w:startOverride w:val="3"/>
+    </w:lvlOverride>
+    <w:lvlOverride w:ilvl="8">
+      <w:startOverride w:val="3"/>
+    </w:lvlOverride>
+  </w:num>
+  <w:num w:numId="1021">
+    <w:abstractNumId w:val="99411"/>
+    <w:lvlOverride w:ilvl="0">
+      <w:startOverride w:val="1"/>
+    </w:lvlOverride>
+    <w:lvlOverride w:ilvl="1">
+      <w:startOverride w:val="1"/>
+    </w:lvlOverride>
+    <w:lvlOverride w:ilvl="2">
+      <w:startOverride w:val="1"/>
+    </w:lvlOverride>
+    <w:lvlOverride w:ilvl="3">
+      <w:startOverride w:val="1"/>
+    </w:lvlOverride>
+    <w:lvlOverride w:ilvl="4">
+      <w:startOverride w:val="1"/>
+    </w:lvlOverride>
+    <w:lvlOverride w:ilvl="5">
+      <w:startOverride w:val="1"/>
+    </w:lvlOverride>
+    <w:lvlOverride w:ilvl="6">
+      <w:startOverride w:val="1"/>
+    </w:lvlOverride>
+    <w:lvlOverride w:ilvl="7">
+      <w:startOverride w:val="1"/>
+    </w:lvlOverride>
+    <w:lvlOverride w:ilvl="8">
+      <w:startOverride w:val="1"/>
+    </w:lvlOverride>
+  </w:num>
+  <w:num w:numId="1022">
     <w:abstractNumId w:val="99412"/>
     <w:lvlOverride w:ilvl="0">
       <w:startOverride w:val="2"/>
@@ -4570,7 +6149,7 @@
       <w:startOverride w:val="2"/>
     </w:lvlOverride>
   </w:num>
-  <w:num w:numId="1021">
+  <w:num w:numId="1023">
     <w:abstractNumId w:val="99414"/>
     <w:lvlOverride w:ilvl="0">
       <w:startOverride w:val="4"/>
@@ -4600,7 +6179,7 @@
       <w:startOverride w:val="4"/>
     </w:lvlOverride>
   </w:num>
-  <w:num w:numId="1022">
+  <w:num w:numId="1024">
     <w:abstractNumId w:val="99411"/>
     <w:lvlOverride w:ilvl="0">
       <w:startOverride w:val="1"/>
@@ -4630,7 +6209,7 @@
       <w:startOverride w:val="1"/>
     </w:lvlOverride>
   </w:num>
-  <w:num w:numId="1023">
+  <w:num w:numId="1025">
     <w:abstractNumId w:val="99413"/>
     <w:lvlOverride w:ilvl="0">
       <w:startOverride w:val="3"/>
@@ -4660,7 +6239,7 @@
       <w:startOverride w:val="3"/>
     </w:lvlOverride>
   </w:num>
-  <w:num w:numId="1024">
+  <w:num w:numId="1026">
     <w:abstractNumId w:val="99414"/>
     <w:lvlOverride w:ilvl="0">
       <w:startOverride w:val="4"/>
@@ -4690,7 +6269,7 @@
       <w:startOverride w:val="4"/>
     </w:lvlOverride>
   </w:num>
-  <w:num w:numId="1025">
+  <w:num w:numId="1027">
     <w:abstractNumId w:val="99415"/>
     <w:lvlOverride w:ilvl="0">
       <w:startOverride w:val="5"/>
@@ -4720,7 +6299,7 @@
       <w:startOverride w:val="5"/>
     </w:lvlOverride>
   </w:num>
-  <w:num w:numId="1026">
+  <w:num w:numId="1028">
     <w:abstractNumId w:val="99411"/>
     <w:lvlOverride w:ilvl="0">
       <w:startOverride w:val="1"/>
@@ -4749,6 +6328,9 @@
     <w:lvlOverride w:ilvl="8">
       <w:startOverride w:val="1"/>
     </w:lvlOverride>
+  </w:num>
+  <w:num w:numId="1029">
+    <w:abstractNumId w:val="991"/>
   </w:num>
 </w:numbering>
 </file>
